--- a/templates/LEM_NJ_Residential_Lease_2025-12-29.docx
+++ b/templates/LEM_NJ_Residential_Lease_2025-12-29.docx
@@ -24,6 +24,7 @@
         </w:rPr>
         <w:t>{</w:t>
       </w:r>
+      <w:proofErr w:type="spellStart"/>
       <w:r>
         <w:rPr>
           <w:rFonts w:ascii="Times New Roman" w:eastAsia="Times New Roman" w:hAnsi="Times New Roman" w:cs="Times New Roman"/>
@@ -42,30 +43,32 @@
           <w:sz w:val="32"/>
           <w:szCs w:val="32"/>
         </w:rPr>
-        <w:t>ropertyAddress}</w:t>
-      </w:r>
-    </w:p>
-    <w:p>
-      <w:pPr>
-        <w:jc w:val="center"/>
-        <w:rPr>
-          <w:rFonts w:ascii="Times New Roman" w:hAnsi="Times New Roman" w:cs="Times New Roman"/>
+        <w:t>ropertyAddress</w:t>
+      </w:r>
+      <w:proofErr w:type="spellEnd"/>
+      <w:r>
+        <w:rPr>
+          <w:rFonts w:ascii="Times New Roman" w:eastAsia="Times New Roman" w:hAnsi="Times New Roman" w:cs="Times New Roman"/>
           <w:b/>
           <w:color w:val="000000"/>
           <w:sz w:val="32"/>
           <w:szCs w:val="32"/>
         </w:rPr>
-      </w:pPr>
-      <w:r>
-        <w:rPr>
-          <w:rFonts w:ascii="Times New Roman" w:eastAsia="Times New Roman" w:hAnsi="Times New Roman" w:cs="Times New Roman"/>
+        <w:t>}</w:t>
+      </w:r>
+    </w:p>
+    <w:p>
+      <w:pPr>
+        <w:jc w:val="center"/>
+        <w:rPr>
+          <w:rFonts w:ascii="Times New Roman" w:hAnsi="Times New Roman" w:cs="Times New Roman"/>
           <w:b/>
           <w:color w:val="000000"/>
           <w:sz w:val="32"/>
           <w:szCs w:val="32"/>
         </w:rPr>
-        <w:t>{</w:t>
-      </w:r>
+      </w:pPr>
+      <w:proofErr w:type="gramStart"/>
       <w:r>
         <w:rPr>
           <w:rFonts w:ascii="Times New Roman" w:eastAsia="Times New Roman" w:hAnsi="Times New Roman" w:cs="Times New Roman"/>
@@ -74,8 +77,9 @@
           <w:sz w:val="32"/>
           <w:szCs w:val="32"/>
         </w:rPr>
-        <w:t>p</w:t>
-      </w:r>
+        <w:t>{</w:t>
+      </w:r>
+      <w:proofErr w:type="spellStart"/>
       <w:r>
         <w:rPr>
           <w:rFonts w:ascii="Times New Roman" w:eastAsia="Times New Roman" w:hAnsi="Times New Roman" w:cs="Times New Roman"/>
@@ -84,7 +88,7 @@
           <w:sz w:val="32"/>
           <w:szCs w:val="32"/>
         </w:rPr>
-        <w:t>ropertyCity}, {</w:t>
+        <w:t>p</w:t>
       </w:r>
       <w:r>
         <w:rPr>
@@ -94,8 +98,9 @@
           <w:sz w:val="32"/>
           <w:szCs w:val="32"/>
         </w:rPr>
-        <w:t>p</w:t>
-      </w:r>
+        <w:t>ropertyCity</w:t>
+      </w:r>
+      <w:proofErr w:type="spellEnd"/>
       <w:r>
         <w:rPr>
           <w:rFonts w:ascii="Times New Roman" w:eastAsia="Times New Roman" w:hAnsi="Times New Roman" w:cs="Times New Roman"/>
@@ -104,8 +109,10 @@
           <w:sz w:val="32"/>
           <w:szCs w:val="32"/>
         </w:rPr>
-        <w:t>ropertyState} {</w:t>
-      </w:r>
+        <w:t>}, {</w:t>
+      </w:r>
+      <w:proofErr w:type="spellStart"/>
+      <w:proofErr w:type="gramEnd"/>
       <w:r>
         <w:rPr>
           <w:rFonts w:ascii="Times New Roman" w:eastAsia="Times New Roman" w:hAnsi="Times New Roman" w:cs="Times New Roman"/>
@@ -124,7 +131,50 @@
           <w:sz w:val="32"/>
           <w:szCs w:val="32"/>
         </w:rPr>
-        <w:t>ropertyZip}</w:t>
+        <w:t>ropertyState</w:t>
+      </w:r>
+      <w:proofErr w:type="spellEnd"/>
+      <w:r>
+        <w:rPr>
+          <w:rFonts w:ascii="Times New Roman" w:eastAsia="Times New Roman" w:hAnsi="Times New Roman" w:cs="Times New Roman"/>
+          <w:b/>
+          <w:color w:val="000000"/>
+          <w:sz w:val="32"/>
+          <w:szCs w:val="32"/>
+        </w:rPr>
+        <w:t>} {</w:t>
+      </w:r>
+      <w:proofErr w:type="spellStart"/>
+      <w:r>
+        <w:rPr>
+          <w:rFonts w:ascii="Times New Roman" w:eastAsia="Times New Roman" w:hAnsi="Times New Roman" w:cs="Times New Roman"/>
+          <w:b/>
+          <w:color w:val="000000"/>
+          <w:sz w:val="32"/>
+          <w:szCs w:val="32"/>
+        </w:rPr>
+        <w:t>p</w:t>
+      </w:r>
+      <w:r>
+        <w:rPr>
+          <w:rFonts w:ascii="Times New Roman" w:eastAsia="Times New Roman" w:hAnsi="Times New Roman" w:cs="Times New Roman"/>
+          <w:b/>
+          <w:color w:val="000000"/>
+          <w:sz w:val="32"/>
+          <w:szCs w:val="32"/>
+        </w:rPr>
+        <w:t>ropertyZip</w:t>
+      </w:r>
+      <w:proofErr w:type="spellEnd"/>
+      <w:r>
+        <w:rPr>
+          <w:rFonts w:ascii="Times New Roman" w:eastAsia="Times New Roman" w:hAnsi="Times New Roman" w:cs="Times New Roman"/>
+          <w:b/>
+          <w:color w:val="000000"/>
+          <w:sz w:val="32"/>
+          <w:szCs w:val="32"/>
+        </w:rPr>
+        <w:t>}</w:t>
       </w:r>
     </w:p>
     <w:bookmarkEnd w:id="0"/>
@@ -169,6 +219,7 @@
         </w:rPr>
         <w:t>{</w:t>
       </w:r>
+      <w:proofErr w:type="spellStart"/>
       <w:r>
         <w:rPr>
           <w:rFonts w:ascii="Times New Roman" w:eastAsia="Times New Roman" w:hAnsi="Times New Roman" w:cs="Times New Roman"/>
@@ -187,7 +238,18 @@
           <w:sz w:val="24"/>
           <w:szCs w:val="24"/>
         </w:rPr>
-        <w:t>easeDate}</w:t>
+        <w:t>easeDate</w:t>
+      </w:r>
+      <w:proofErr w:type="spellEnd"/>
+      <w:r>
+        <w:rPr>
+          <w:rFonts w:ascii="Times New Roman" w:eastAsia="Times New Roman" w:hAnsi="Times New Roman" w:cs="Times New Roman"/>
+          <w:b/>
+          <w:color w:val="000000"/>
+          <w:sz w:val="24"/>
+          <w:szCs w:val="24"/>
+        </w:rPr>
+        <w:t>}</w:t>
       </w:r>
       <w:r>
         <w:rPr>
@@ -247,7 +309,150 @@
           <w:sz w:val="24"/>
           <w:szCs w:val="24"/>
         </w:rPr>
-        <w:t>whose address is about to become {propertyAddress},{#propertyUnit} {propertyUnit},{/propertyUnit} {propertyCity}, {propertyState} {propertyZip} referred to as the "Tenant,"</w:t>
+        <w:t>whose address is about to become {</w:t>
+      </w:r>
+      <w:proofErr w:type="spellStart"/>
+      <w:r>
+        <w:rPr>
+          <w:rFonts w:ascii="Times New Roman" w:eastAsia="Times New Roman" w:hAnsi="Times New Roman" w:cs="Times New Roman"/>
+          <w:b/>
+          <w:color w:val="000000"/>
+          <w:sz w:val="24"/>
+          <w:szCs w:val="24"/>
+        </w:rPr>
+        <w:t>propertyAddress</w:t>
+      </w:r>
+      <w:proofErr w:type="spellEnd"/>
+      <w:r>
+        <w:rPr>
+          <w:rFonts w:ascii="Times New Roman" w:eastAsia="Times New Roman" w:hAnsi="Times New Roman" w:cs="Times New Roman"/>
+          <w:b/>
+          <w:color w:val="000000"/>
+          <w:sz w:val="24"/>
+          <w:szCs w:val="24"/>
+        </w:rPr>
+        <w:t>},{#propertyUnit} {</w:t>
+      </w:r>
+      <w:proofErr w:type="spellStart"/>
+      <w:r>
+        <w:rPr>
+          <w:rFonts w:ascii="Times New Roman" w:eastAsia="Times New Roman" w:hAnsi="Times New Roman" w:cs="Times New Roman"/>
+          <w:b/>
+          <w:color w:val="000000"/>
+          <w:sz w:val="24"/>
+          <w:szCs w:val="24"/>
+        </w:rPr>
+        <w:t>propertyUnit</w:t>
+      </w:r>
+      <w:proofErr w:type="spellEnd"/>
+      <w:r>
+        <w:rPr>
+          <w:rFonts w:ascii="Times New Roman" w:eastAsia="Times New Roman" w:hAnsi="Times New Roman" w:cs="Times New Roman"/>
+          <w:b/>
+          <w:color w:val="000000"/>
+          <w:sz w:val="24"/>
+          <w:szCs w:val="24"/>
+        </w:rPr>
+        <w:t>},{/</w:t>
+      </w:r>
+      <w:proofErr w:type="spellStart"/>
+      <w:r>
+        <w:rPr>
+          <w:rFonts w:ascii="Times New Roman" w:eastAsia="Times New Roman" w:hAnsi="Times New Roman" w:cs="Times New Roman"/>
+          <w:b/>
+          <w:color w:val="000000"/>
+          <w:sz w:val="24"/>
+          <w:szCs w:val="24"/>
+        </w:rPr>
+        <w:t>propertyUnit</w:t>
+      </w:r>
+      <w:proofErr w:type="spellEnd"/>
+      <w:r>
+        <w:rPr>
+          <w:rFonts w:ascii="Times New Roman" w:eastAsia="Times New Roman" w:hAnsi="Times New Roman" w:cs="Times New Roman"/>
+          <w:b/>
+          <w:color w:val="000000"/>
+          <w:sz w:val="24"/>
+          <w:szCs w:val="24"/>
+        </w:rPr>
+        <w:t>} {</w:t>
+      </w:r>
+      <w:proofErr w:type="spellStart"/>
+      <w:r>
+        <w:rPr>
+          <w:rFonts w:ascii="Times New Roman" w:eastAsia="Times New Roman" w:hAnsi="Times New Roman" w:cs="Times New Roman"/>
+          <w:b/>
+          <w:color w:val="000000"/>
+          <w:sz w:val="24"/>
+          <w:szCs w:val="24"/>
+        </w:rPr>
+        <w:t>propertyCity</w:t>
+      </w:r>
+      <w:proofErr w:type="spellEnd"/>
+      <w:r>
+        <w:rPr>
+          <w:rFonts w:ascii="Times New Roman" w:eastAsia="Times New Roman" w:hAnsi="Times New Roman" w:cs="Times New Roman"/>
+          <w:b/>
+          <w:color w:val="000000"/>
+          <w:sz w:val="24"/>
+          <w:szCs w:val="24"/>
+        </w:rPr>
+        <w:t>}, {</w:t>
+      </w:r>
+      <w:proofErr w:type="spellStart"/>
+      <w:r>
+        <w:rPr>
+          <w:rFonts w:ascii="Times New Roman" w:eastAsia="Times New Roman" w:hAnsi="Times New Roman" w:cs="Times New Roman"/>
+          <w:b/>
+          <w:color w:val="000000"/>
+          <w:sz w:val="24"/>
+          <w:szCs w:val="24"/>
+        </w:rPr>
+        <w:t>propertyState</w:t>
+      </w:r>
+      <w:proofErr w:type="spellEnd"/>
+      <w:r>
+        <w:rPr>
+          <w:rFonts w:ascii="Times New Roman" w:eastAsia="Times New Roman" w:hAnsi="Times New Roman" w:cs="Times New Roman"/>
+          <w:b/>
+          <w:color w:val="000000"/>
+          <w:sz w:val="24"/>
+          <w:szCs w:val="24"/>
+        </w:rPr>
+        <w:t>} {</w:t>
+      </w:r>
+      <w:proofErr w:type="spellStart"/>
+      <w:r>
+        <w:rPr>
+          <w:rFonts w:ascii="Times New Roman" w:eastAsia="Times New Roman" w:hAnsi="Times New Roman" w:cs="Times New Roman"/>
+          <w:b/>
+          <w:color w:val="000000"/>
+          <w:sz w:val="24"/>
+          <w:szCs w:val="24"/>
+        </w:rPr>
+        <w:t>propertyZip</w:t>
+      </w:r>
+      <w:proofErr w:type="spellEnd"/>
+      <w:r>
+        <w:rPr>
+          <w:rFonts w:ascii="Times New Roman" w:eastAsia="Times New Roman" w:hAnsi="Times New Roman" w:cs="Times New Roman"/>
+          <w:b/>
+          <w:color w:val="000000"/>
+          <w:sz w:val="24"/>
+          <w:szCs w:val="24"/>
+        </w:rPr>
+        <w:t>} referred to as the "</w:t>
+      </w:r>
+      <w:proofErr w:type="spellStart"/>
+      <w:r>
+        <w:rPr>
+          <w:rFonts w:ascii="Times New Roman" w:eastAsia="Times New Roman" w:hAnsi="Times New Roman" w:cs="Times New Roman"/>
+          <w:b/>
+          <w:color w:val="000000"/>
+          <w:sz w:val="24"/>
+          <w:szCs w:val="24"/>
+        </w:rPr>
+        <w:t>Tenant,"</w:t>
       </w:r>
       <w:r>
         <w:rPr>
@@ -259,6 +464,7 @@
         </w:rPr>
         <w:t>and</w:t>
       </w:r>
+      <w:proofErr w:type="spellEnd"/>
       <w:r>
         <w:rPr>
           <w:rFonts w:ascii="Times New Roman" w:eastAsia="Times New Roman" w:hAnsi="Times New Roman" w:cs="Times New Roman"/>
@@ -279,6 +485,7 @@
         </w:rPr>
         <w:t>{</w:t>
       </w:r>
+      <w:proofErr w:type="spellStart"/>
       <w:r>
         <w:rPr>
           <w:rFonts w:ascii="Times New Roman" w:eastAsia="Times New Roman" w:hAnsi="Times New Roman" w:cs="Times New Roman"/>
@@ -299,6 +506,7 @@
         </w:rPr>
         <w:t>Entity</w:t>
       </w:r>
+      <w:proofErr w:type="spellEnd"/>
       <w:r>
         <w:rPr>
           <w:rFonts w:ascii="Times New Roman" w:eastAsia="Times New Roman" w:hAnsi="Times New Roman" w:cs="Times New Roman"/>
@@ -479,6 +687,7 @@
         </w:rPr>
         <w:t>{</w:t>
       </w:r>
+      <w:proofErr w:type="spellStart"/>
       <w:r>
         <w:rPr>
           <w:rFonts w:ascii="Times New Roman" w:eastAsia="Times New Roman" w:hAnsi="Times New Roman" w:cs="Times New Roman"/>
@@ -497,7 +706,18 @@
           <w:sz w:val="24"/>
           <w:szCs w:val="24"/>
         </w:rPr>
-        <w:t xml:space="preserve">andlordCity}, </w:t>
+        <w:t>andlordCity</w:t>
+      </w:r>
+      <w:proofErr w:type="spellEnd"/>
+      <w:r>
+        <w:rPr>
+          <w:rFonts w:ascii="Times New Roman" w:eastAsia="Times New Roman" w:hAnsi="Times New Roman" w:cs="Times New Roman"/>
+          <w:b/>
+          <w:color w:val="000000"/>
+          <w:sz w:val="24"/>
+          <w:szCs w:val="24"/>
+        </w:rPr>
+        <w:t xml:space="preserve">}, </w:t>
       </w:r>
       <w:r>
         <w:rPr>
@@ -509,6 +729,7 @@
         </w:rPr>
         <w:t>{</w:t>
       </w:r>
+      <w:proofErr w:type="spellStart"/>
       <w:r>
         <w:rPr>
           <w:rFonts w:ascii="Times New Roman" w:eastAsia="Times New Roman" w:hAnsi="Times New Roman" w:cs="Times New Roman"/>
@@ -527,7 +748,18 @@
           <w:sz w:val="24"/>
           <w:szCs w:val="24"/>
         </w:rPr>
-        <w:t xml:space="preserve">andlordState}, </w:t>
+        <w:t>andlordState</w:t>
+      </w:r>
+      <w:proofErr w:type="spellEnd"/>
+      <w:r>
+        <w:rPr>
+          <w:rFonts w:ascii="Times New Roman" w:eastAsia="Times New Roman" w:hAnsi="Times New Roman" w:cs="Times New Roman"/>
+          <w:b/>
+          <w:color w:val="000000"/>
+          <w:sz w:val="24"/>
+          <w:szCs w:val="24"/>
+        </w:rPr>
+        <w:t xml:space="preserve">}, </w:t>
       </w:r>
       <w:r>
         <w:rPr>
@@ -539,6 +771,7 @@
         </w:rPr>
         <w:t>{</w:t>
       </w:r>
+      <w:proofErr w:type="spellStart"/>
       <w:r>
         <w:rPr>
           <w:rFonts w:ascii="Times New Roman" w:eastAsia="Times New Roman" w:hAnsi="Times New Roman" w:cs="Times New Roman"/>
@@ -557,7 +790,18 @@
           <w:sz w:val="24"/>
           <w:szCs w:val="24"/>
         </w:rPr>
-        <w:t xml:space="preserve">andlordZip} </w:t>
+        <w:t>andlordZip</w:t>
+      </w:r>
+      <w:proofErr w:type="spellEnd"/>
+      <w:r>
+        <w:rPr>
+          <w:rFonts w:ascii="Times New Roman" w:eastAsia="Times New Roman" w:hAnsi="Times New Roman" w:cs="Times New Roman"/>
+          <w:b/>
+          <w:color w:val="000000"/>
+          <w:sz w:val="24"/>
+          <w:szCs w:val="24"/>
+        </w:rPr>
+        <w:t xml:space="preserve">} </w:t>
       </w:r>
       <w:r>
         <w:rPr>
@@ -627,6 +871,7 @@
           <w:szCs w:val="24"/>
         </w:rPr>
       </w:pPr>
+      <w:proofErr w:type="gramStart"/>
       <w:r>
         <w:rPr>
           <w:rFonts w:ascii="Times New Roman" w:eastAsia="Times New Roman" w:hAnsi="Times New Roman" w:cs="Times New Roman"/>
@@ -647,7 +892,18 @@
           <w:szCs w:val="24"/>
           <w:lang w:val="fr-FR"/>
         </w:rPr>
-        <w:t xml:space="preserve">: </w:t>
+        <w:t>:</w:t>
+      </w:r>
+      <w:proofErr w:type="gramEnd"/>
+      <w:r>
+        <w:rPr>
+          <w:rFonts w:ascii="Times New Roman" w:eastAsia="Times New Roman" w:hAnsi="Times New Roman" w:cs="Times New Roman"/>
+          <w:color w:val="000000"/>
+          <w:sz w:val="24"/>
+          <w:szCs w:val="24"/>
+          <w:lang w:val="fr-FR"/>
+        </w:rPr>
+        <w:t xml:space="preserve"> </w:t>
       </w:r>
     </w:p>
     <w:p>
@@ -670,6 +926,7 @@
         </w:rPr>
         <w:t>{</w:t>
       </w:r>
+      <w:proofErr w:type="spellStart"/>
       <w:r>
         <w:rPr>
           <w:rFonts w:ascii="Times New Roman" w:eastAsia="Times New Roman" w:hAnsi="Times New Roman" w:cs="Times New Roman"/>
@@ -678,8 +935,9 @@
           <w:color w:val="000000"/>
           <w:sz w:val="24"/>
         </w:rPr>
-        <w:t>l</w:t>
-      </w:r>
+        <w:t>leaseEntity</w:t>
+      </w:r>
+      <w:proofErr w:type="spellEnd"/>
       <w:r>
         <w:rPr>
           <w:rFonts w:ascii="Times New Roman" w:eastAsia="Times New Roman" w:hAnsi="Times New Roman" w:cs="Times New Roman"/>
@@ -688,8 +946,28 @@
           <w:color w:val="000000"/>
           <w:sz w:val="24"/>
         </w:rPr>
-        <w:t>ease</w:t>
-      </w:r>
+        <w:t>}</w:t>
+      </w:r>
+    </w:p>
+    <w:p>
+      <w:pPr>
+        <w:rPr>
+          <w:rFonts w:ascii="Times New Roman" w:hAnsi="Times New Roman" w:cs="Times New Roman"/>
+          <w:color w:val="000000"/>
+          <w:sz w:val="24"/>
+          <w:szCs w:val="24"/>
+        </w:rPr>
+      </w:pPr>
+    </w:p>
+    <w:p>
+      <w:pPr>
+        <w:rPr>
+          <w:rFonts w:ascii="Times New Roman" w:eastAsia="Times New Roman" w:hAnsi="Times New Roman" w:cs="Times New Roman"/>
+          <w:color w:val="000000"/>
+          <w:sz w:val="24"/>
+          <w:szCs w:val="24"/>
+        </w:rPr>
+      </w:pPr>
       <w:r>
         <w:rPr>
           <w:rFonts w:ascii="Times New Roman" w:eastAsia="Times New Roman" w:hAnsi="Times New Roman" w:cs="Times New Roman"/>
@@ -697,109 +975,211 @@
           <w:bCs/>
           <w:color w:val="000000"/>
           <w:sz w:val="24"/>
-        </w:rPr>
-        <w:t>Entity}</w:t>
-      </w:r>
-    </w:p>
-    <w:p>
-      <w:pPr>
-        <w:rPr>
-          <w:rFonts w:ascii="Times New Roman" w:hAnsi="Times New Roman" w:cs="Times New Roman"/>
-          <w:color w:val="000000"/>
-          <w:sz w:val="24"/>
-          <w:szCs w:val="24"/>
-        </w:rPr>
-      </w:pPr>
-    </w:p>
-    <w:p>
-      <w:pPr>
-        <w:rPr>
-          <w:rFonts w:ascii="Times New Roman" w:eastAsia="Times New Roman" w:hAnsi="Times New Roman" w:cs="Times New Roman"/>
-          <w:color w:val="000000"/>
-          <w:sz w:val="24"/>
-          <w:szCs w:val="24"/>
-        </w:rPr>
-      </w:pPr>
-      <w:r>
-        <w:rPr>
-          <w:rFonts w:ascii="Times New Roman" w:eastAsia="Times New Roman" w:hAnsi="Times New Roman" w:cs="Times New Roman"/>
-          <w:b/>
+          <w:szCs w:val="24"/>
+        </w:rPr>
+        <w:t>Tenant</w:t>
+      </w:r>
+      <w:r>
+        <w:rPr>
+          <w:rFonts w:ascii="Times New Roman" w:eastAsia="Times New Roman" w:hAnsi="Times New Roman" w:cs="Times New Roman"/>
+          <w:color w:val="000000"/>
+          <w:sz w:val="24"/>
+          <w:szCs w:val="24"/>
+        </w:rPr>
+        <w:t xml:space="preserve">:  </w:t>
+      </w:r>
+    </w:p>
+    <w:p>
+      <w:pPr>
+        <w:rPr>
+          <w:rFonts w:ascii="Times New Roman" w:eastAsia="Times New Roman" w:hAnsi="Times New Roman" w:cs="Times New Roman"/>
+          <w:b/>
+          <w:color w:val="000000"/>
+          <w:sz w:val="24"/>
+          <w:szCs w:val="24"/>
+        </w:rPr>
+      </w:pPr>
+      <w:r>
+        <w:rPr>
+          <w:rFonts w:ascii="Times New Roman" w:eastAsia="Times New Roman" w:hAnsi="Times New Roman" w:cs="Times New Roman"/>
+          <w:b/>
+          <w:color w:val="000000"/>
+          <w:sz w:val="24"/>
+          <w:szCs w:val="24"/>
+        </w:rPr>
+        <w:t>{tenant1Name} {#tenant2</w:t>
+      </w:r>
+      <w:proofErr w:type="gramStart"/>
+      <w:r>
+        <w:rPr>
+          <w:rFonts w:ascii="Times New Roman" w:eastAsia="Times New Roman" w:hAnsi="Times New Roman" w:cs="Times New Roman"/>
+          <w:b/>
+          <w:color w:val="000000"/>
+          <w:sz w:val="24"/>
+          <w:szCs w:val="24"/>
+        </w:rPr>
+        <w:t>Name}{</w:t>
+      </w:r>
+      <w:proofErr w:type="gramEnd"/>
+      <w:r>
+        <w:rPr>
+          <w:rFonts w:ascii="Times New Roman" w:eastAsia="Times New Roman" w:hAnsi="Times New Roman" w:cs="Times New Roman"/>
+          <w:b/>
+          <w:color w:val="000000"/>
+          <w:sz w:val="24"/>
+          <w:szCs w:val="24"/>
+        </w:rPr>
+        <w:t>tenant2</w:t>
+      </w:r>
+      <w:proofErr w:type="gramStart"/>
+      <w:r>
+        <w:rPr>
+          <w:rFonts w:ascii="Times New Roman" w:eastAsia="Times New Roman" w:hAnsi="Times New Roman" w:cs="Times New Roman"/>
+          <w:b/>
+          <w:color w:val="000000"/>
+          <w:sz w:val="24"/>
+          <w:szCs w:val="24"/>
+        </w:rPr>
+        <w:t>Name}{</w:t>
+      </w:r>
+      <w:proofErr w:type="gramEnd"/>
+      <w:r>
+        <w:rPr>
+          <w:rFonts w:ascii="Times New Roman" w:eastAsia="Times New Roman" w:hAnsi="Times New Roman" w:cs="Times New Roman"/>
+          <w:b/>
+          <w:color w:val="000000"/>
+          <w:sz w:val="24"/>
+          <w:szCs w:val="24"/>
+        </w:rPr>
+        <w:t>/tenant2Name} {#tenant3</w:t>
+      </w:r>
+      <w:proofErr w:type="gramStart"/>
+      <w:r>
+        <w:rPr>
+          <w:rFonts w:ascii="Times New Roman" w:eastAsia="Times New Roman" w:hAnsi="Times New Roman" w:cs="Times New Roman"/>
+          <w:b/>
+          <w:color w:val="000000"/>
+          <w:sz w:val="24"/>
+          <w:szCs w:val="24"/>
+        </w:rPr>
+        <w:t>Name}{</w:t>
+      </w:r>
+      <w:proofErr w:type="gramEnd"/>
+      <w:r>
+        <w:rPr>
+          <w:rFonts w:ascii="Times New Roman" w:eastAsia="Times New Roman" w:hAnsi="Times New Roman" w:cs="Times New Roman"/>
+          <w:b/>
+          <w:color w:val="000000"/>
+          <w:sz w:val="24"/>
+          <w:szCs w:val="24"/>
+        </w:rPr>
+        <w:t>tenant3</w:t>
+      </w:r>
+      <w:proofErr w:type="gramStart"/>
+      <w:r>
+        <w:rPr>
+          <w:rFonts w:ascii="Times New Roman" w:eastAsia="Times New Roman" w:hAnsi="Times New Roman" w:cs="Times New Roman"/>
+          <w:b/>
+          <w:color w:val="000000"/>
+          <w:sz w:val="24"/>
+          <w:szCs w:val="24"/>
+        </w:rPr>
+        <w:t>Name}{</w:t>
+      </w:r>
+      <w:proofErr w:type="gramEnd"/>
+      <w:r>
+        <w:rPr>
+          <w:rFonts w:ascii="Times New Roman" w:eastAsia="Times New Roman" w:hAnsi="Times New Roman" w:cs="Times New Roman"/>
+          <w:b/>
+          <w:color w:val="000000"/>
+          <w:sz w:val="24"/>
+          <w:szCs w:val="24"/>
+        </w:rPr>
+        <w:t>/tenant3Name} {#tenant4</w:t>
+      </w:r>
+      <w:proofErr w:type="gramStart"/>
+      <w:r>
+        <w:rPr>
+          <w:rFonts w:ascii="Times New Roman" w:eastAsia="Times New Roman" w:hAnsi="Times New Roman" w:cs="Times New Roman"/>
+          <w:b/>
+          <w:color w:val="000000"/>
+          <w:sz w:val="24"/>
+          <w:szCs w:val="24"/>
+        </w:rPr>
+        <w:t>Name}{</w:t>
+      </w:r>
+      <w:proofErr w:type="gramEnd"/>
+      <w:r>
+        <w:rPr>
+          <w:rFonts w:ascii="Times New Roman" w:eastAsia="Times New Roman" w:hAnsi="Times New Roman" w:cs="Times New Roman"/>
+          <w:b/>
+          <w:color w:val="000000"/>
+          <w:sz w:val="24"/>
+          <w:szCs w:val="24"/>
+        </w:rPr>
+        <w:t>tenant4</w:t>
+      </w:r>
+      <w:proofErr w:type="gramStart"/>
+      <w:r>
+        <w:rPr>
+          <w:rFonts w:ascii="Times New Roman" w:eastAsia="Times New Roman" w:hAnsi="Times New Roman" w:cs="Times New Roman"/>
+          <w:b/>
+          <w:color w:val="000000"/>
+          <w:sz w:val="24"/>
+          <w:szCs w:val="24"/>
+        </w:rPr>
+        <w:t>Name}{</w:t>
+      </w:r>
+      <w:proofErr w:type="gramEnd"/>
+      <w:r>
+        <w:rPr>
+          <w:rFonts w:ascii="Times New Roman" w:eastAsia="Times New Roman" w:hAnsi="Times New Roman" w:cs="Times New Roman"/>
+          <w:b/>
+          <w:color w:val="000000"/>
+          <w:sz w:val="24"/>
+          <w:szCs w:val="24"/>
+        </w:rPr>
+        <w:t>/tenant4Name}</w:t>
+      </w:r>
+    </w:p>
+    <w:p>
+      <w:pPr>
+        <w:rPr>
+          <w:rFonts w:ascii="Times New Roman" w:hAnsi="Times New Roman" w:cs="Times New Roman"/>
+          <w:color w:val="000000"/>
+          <w:sz w:val="24"/>
+          <w:szCs w:val="24"/>
+        </w:rPr>
+      </w:pPr>
+    </w:p>
+    <w:p>
+      <w:pPr>
+        <w:jc w:val="both"/>
+        <w:rPr>
+          <w:rFonts w:ascii="Times New Roman" w:hAnsi="Times New Roman" w:cs="Times New Roman"/>
           <w:bCs/>
           <w:color w:val="000000"/>
           <w:sz w:val="24"/>
           <w:szCs w:val="24"/>
         </w:rPr>
-        <w:t>Tenant</w:t>
-      </w:r>
-      <w:r>
-        <w:rPr>
-          <w:rFonts w:ascii="Times New Roman" w:eastAsia="Times New Roman" w:hAnsi="Times New Roman" w:cs="Times New Roman"/>
-          <w:color w:val="000000"/>
-          <w:sz w:val="24"/>
-          <w:szCs w:val="24"/>
-        </w:rPr>
-        <w:t xml:space="preserve">:  </w:t>
-      </w:r>
-    </w:p>
-    <w:p>
-      <w:pPr>
-        <w:rPr>
-          <w:rFonts w:ascii="Times New Roman" w:eastAsia="Times New Roman" w:hAnsi="Times New Roman" w:cs="Times New Roman"/>
-          <w:b/>
-          <w:color w:val="000000"/>
-          <w:sz w:val="24"/>
-          <w:szCs w:val="24"/>
-        </w:rPr>
-      </w:pPr>
-      <w:r>
-        <w:rPr>
-          <w:rFonts w:ascii="Times New Roman" w:eastAsia="Times New Roman" w:hAnsi="Times New Roman" w:cs="Times New Roman"/>
-          <w:b/>
-          <w:color w:val="000000"/>
-          <w:sz w:val="24"/>
-          <w:szCs w:val="24"/>
-        </w:rPr>
-        <w:t>{tenant1Name} {#tenant2Name}{tenant2Name}{/tenant2Name} {#tenant3Name}{tenant3Name}{/tenant3Name} {#tenant4Name}{tenant4Name}{/tenant4Name}</w:t>
-      </w:r>
-    </w:p>
-    <w:p>
-      <w:pPr>
-        <w:rPr>
-          <w:rFonts w:ascii="Times New Roman" w:hAnsi="Times New Roman" w:cs="Times New Roman"/>
-          <w:color w:val="000000"/>
-          <w:sz w:val="24"/>
-          <w:szCs w:val="24"/>
-        </w:rPr>
-      </w:pPr>
-    </w:p>
-    <w:p>
-      <w:pPr>
-        <w:jc w:val="both"/>
-        <w:rPr>
-          <w:rFonts w:ascii="Times New Roman" w:hAnsi="Times New Roman" w:cs="Times New Roman"/>
+      </w:pPr>
+      <w:r>
+        <w:rPr>
+          <w:rFonts w:ascii="Times New Roman" w:eastAsia="Times New Roman" w:hAnsi="Times New Roman" w:cs="Times New Roman"/>
+          <w:color w:val="000000"/>
+          <w:sz w:val="24"/>
+          <w:szCs w:val="24"/>
+        </w:rPr>
+        <w:t xml:space="preserve">The Landlord leases to the Tenant </w:t>
+      </w:r>
+      <w:r>
+        <w:rPr>
+          <w:rFonts w:ascii="Times New Roman" w:eastAsia="Times New Roman" w:hAnsi="Times New Roman" w:cs="Times New Roman"/>
           <w:bCs/>
           <w:color w:val="000000"/>
           <w:sz w:val="24"/>
           <w:szCs w:val="24"/>
         </w:rPr>
-      </w:pPr>
-      <w:r>
-        <w:rPr>
-          <w:rFonts w:ascii="Times New Roman" w:eastAsia="Times New Roman" w:hAnsi="Times New Roman" w:cs="Times New Roman"/>
-          <w:color w:val="000000"/>
-          <w:sz w:val="24"/>
-          <w:szCs w:val="24"/>
-        </w:rPr>
-        <w:t xml:space="preserve">The Landlord leases to the Tenant </w:t>
-      </w:r>
-      <w:r>
-        <w:rPr>
-          <w:rFonts w:ascii="Times New Roman" w:eastAsia="Times New Roman" w:hAnsi="Times New Roman" w:cs="Times New Roman"/>
-          <w:bCs/>
-          <w:color w:val="000000"/>
-          <w:sz w:val="24"/>
-          <w:szCs w:val="24"/>
-        </w:rPr>
         <w:t>the property located at:</w:t>
       </w:r>
     </w:p>
@@ -821,7 +1201,29 @@
           <w:sz w:val="24"/>
           <w:szCs w:val="24"/>
         </w:rPr>
-        <w:t>{propertyAddress}</w:t>
+        <w:t>{</w:t>
+      </w:r>
+      <w:proofErr w:type="spellStart"/>
+      <w:r>
+        <w:rPr>
+          <w:rFonts w:ascii="Times New Roman" w:eastAsia="Times New Roman" w:hAnsi="Times New Roman" w:cs="Times New Roman"/>
+          <w:b/>
+          <w:color w:val="000000"/>
+          <w:sz w:val="24"/>
+          <w:szCs w:val="24"/>
+        </w:rPr>
+        <w:t>propertyAddress</w:t>
+      </w:r>
+      <w:proofErr w:type="spellEnd"/>
+      <w:r>
+        <w:rPr>
+          <w:rFonts w:ascii="Times New Roman" w:eastAsia="Times New Roman" w:hAnsi="Times New Roman" w:cs="Times New Roman"/>
+          <w:b/>
+          <w:color w:val="000000"/>
+          <w:sz w:val="24"/>
+          <w:szCs w:val="24"/>
+        </w:rPr>
+        <w:t>}</w:t>
       </w:r>
       <w:r>
         <w:rPr>
@@ -852,28 +1254,140 @@
           <w:sz w:val="24"/>
           <w:szCs w:val="24"/>
         </w:rPr>
-        <w:t>{propertyUnit}{/propertyUnit}</w:t>
-      </w:r>
-    </w:p>
-    <w:p>
-      <w:pPr>
-        <w:rPr>
-          <w:rFonts w:ascii="Times New Roman" w:hAnsi="Times New Roman" w:cs="Times New Roman"/>
-          <w:b/>
-          <w:color w:val="000000"/>
-          <w:sz w:val="24"/>
-          <w:szCs w:val="24"/>
-        </w:rPr>
-      </w:pPr>
-      <w:r>
-        <w:rPr>
-          <w:rFonts w:ascii="Times New Roman" w:eastAsia="Times New Roman" w:hAnsi="Times New Roman" w:cs="Times New Roman"/>
-          <w:b/>
-          <w:color w:val="000000"/>
-          <w:sz w:val="24"/>
-          <w:szCs w:val="24"/>
-        </w:rPr>
-        <w:t>{propertyCity}, {propertyState} {propertyZip}</w:t>
+        <w:t>{</w:t>
+      </w:r>
+      <w:proofErr w:type="spellStart"/>
+      <w:r>
+        <w:rPr>
+          <w:rFonts w:ascii="Times New Roman" w:eastAsia="Times New Roman" w:hAnsi="Times New Roman" w:cs="Times New Roman"/>
+          <w:b/>
+          <w:color w:val="000000"/>
+          <w:sz w:val="24"/>
+          <w:szCs w:val="24"/>
+        </w:rPr>
+        <w:t>propertyUnit</w:t>
+      </w:r>
+      <w:proofErr w:type="spellEnd"/>
+      <w:r>
+        <w:rPr>
+          <w:rFonts w:ascii="Times New Roman" w:eastAsia="Times New Roman" w:hAnsi="Times New Roman" w:cs="Times New Roman"/>
+          <w:b/>
+          <w:color w:val="000000"/>
+          <w:sz w:val="24"/>
+          <w:szCs w:val="24"/>
+        </w:rPr>
+        <w:t>}{/</w:t>
+      </w:r>
+      <w:proofErr w:type="spellStart"/>
+      <w:r>
+        <w:rPr>
+          <w:rFonts w:ascii="Times New Roman" w:eastAsia="Times New Roman" w:hAnsi="Times New Roman" w:cs="Times New Roman"/>
+          <w:b/>
+          <w:color w:val="000000"/>
+          <w:sz w:val="24"/>
+          <w:szCs w:val="24"/>
+        </w:rPr>
+        <w:t>propertyUnit</w:t>
+      </w:r>
+      <w:proofErr w:type="spellEnd"/>
+      <w:r>
+        <w:rPr>
+          <w:rFonts w:ascii="Times New Roman" w:eastAsia="Times New Roman" w:hAnsi="Times New Roman" w:cs="Times New Roman"/>
+          <w:b/>
+          <w:color w:val="000000"/>
+          <w:sz w:val="24"/>
+          <w:szCs w:val="24"/>
+        </w:rPr>
+        <w:t>}</w:t>
+      </w:r>
+    </w:p>
+    <w:p>
+      <w:pPr>
+        <w:rPr>
+          <w:rFonts w:ascii="Times New Roman" w:hAnsi="Times New Roman" w:cs="Times New Roman"/>
+          <w:b/>
+          <w:color w:val="000000"/>
+          <w:sz w:val="24"/>
+          <w:szCs w:val="24"/>
+        </w:rPr>
+      </w:pPr>
+      <w:proofErr w:type="gramStart"/>
+      <w:r>
+        <w:rPr>
+          <w:rFonts w:ascii="Times New Roman" w:eastAsia="Times New Roman" w:hAnsi="Times New Roman" w:cs="Times New Roman"/>
+          <w:b/>
+          <w:color w:val="000000"/>
+          <w:sz w:val="24"/>
+          <w:szCs w:val="24"/>
+        </w:rPr>
+        <w:t>{</w:t>
+      </w:r>
+      <w:proofErr w:type="spellStart"/>
+      <w:r>
+        <w:rPr>
+          <w:rFonts w:ascii="Times New Roman" w:eastAsia="Times New Roman" w:hAnsi="Times New Roman" w:cs="Times New Roman"/>
+          <w:b/>
+          <w:color w:val="000000"/>
+          <w:sz w:val="24"/>
+          <w:szCs w:val="24"/>
+        </w:rPr>
+        <w:t>propertyCity</w:t>
+      </w:r>
+      <w:proofErr w:type="spellEnd"/>
+      <w:r>
+        <w:rPr>
+          <w:rFonts w:ascii="Times New Roman" w:eastAsia="Times New Roman" w:hAnsi="Times New Roman" w:cs="Times New Roman"/>
+          <w:b/>
+          <w:color w:val="000000"/>
+          <w:sz w:val="24"/>
+          <w:szCs w:val="24"/>
+        </w:rPr>
+        <w:t>}, {</w:t>
+      </w:r>
+      <w:proofErr w:type="spellStart"/>
+      <w:proofErr w:type="gramEnd"/>
+      <w:r>
+        <w:rPr>
+          <w:rFonts w:ascii="Times New Roman" w:eastAsia="Times New Roman" w:hAnsi="Times New Roman" w:cs="Times New Roman"/>
+          <w:b/>
+          <w:color w:val="000000"/>
+          <w:sz w:val="24"/>
+          <w:szCs w:val="24"/>
+        </w:rPr>
+        <w:t>propertyState</w:t>
+      </w:r>
+      <w:proofErr w:type="spellEnd"/>
+      <w:r>
+        <w:rPr>
+          <w:rFonts w:ascii="Times New Roman" w:eastAsia="Times New Roman" w:hAnsi="Times New Roman" w:cs="Times New Roman"/>
+          <w:b/>
+          <w:color w:val="000000"/>
+          <w:sz w:val="24"/>
+          <w:szCs w:val="24"/>
+        </w:rPr>
+        <w:t>} {</w:t>
+      </w:r>
+      <w:proofErr w:type="spellStart"/>
+      <w:r>
+        <w:rPr>
+          <w:rFonts w:ascii="Times New Roman" w:eastAsia="Times New Roman" w:hAnsi="Times New Roman" w:cs="Times New Roman"/>
+          <w:b/>
+          <w:color w:val="000000"/>
+          <w:sz w:val="24"/>
+          <w:szCs w:val="24"/>
+        </w:rPr>
+        <w:t>propertyZip</w:t>
+      </w:r>
+      <w:proofErr w:type="spellEnd"/>
+      <w:r>
+        <w:rPr>
+          <w:rFonts w:ascii="Times New Roman" w:eastAsia="Times New Roman" w:hAnsi="Times New Roman" w:cs="Times New Roman"/>
+          <w:b/>
+          <w:color w:val="000000"/>
+          <w:sz w:val="24"/>
+          <w:szCs w:val="24"/>
+        </w:rPr>
+        <w:t>}</w:t>
       </w:r>
     </w:p>
     <w:p>
@@ -951,8 +1465,9 @@
           <w:szCs w:val="24"/>
           <w:lang w:val="fr-FR"/>
         </w:rPr>
-        <w:t>{occupant1Name</w:t>
-      </w:r>
+        <w:t>{</w:t>
+      </w:r>
+      <w:proofErr w:type="gramStart"/>
       <w:r>
         <w:rPr>
           <w:rFonts w:ascii="Times New Roman" w:eastAsia="Times New Roman" w:hAnsi="Times New Roman" w:cs="Times New Roman"/>
@@ -961,6 +1476,27 @@
           <w:szCs w:val="24"/>
           <w:lang w:val="fr-FR"/>
         </w:rPr>
+        <w:t>occupant</w:t>
+      </w:r>
+      <w:proofErr w:type="gramEnd"/>
+      <w:r>
+        <w:rPr>
+          <w:rFonts w:ascii="Times New Roman" w:eastAsia="Times New Roman" w:hAnsi="Times New Roman" w:cs="Times New Roman"/>
+          <w:color w:val="000000"/>
+          <w:sz w:val="24"/>
+          <w:szCs w:val="24"/>
+          <w:lang w:val="fr-FR"/>
+        </w:rPr>
+        <w:t>1Name</w:t>
+      </w:r>
+      <w:r>
+        <w:rPr>
+          <w:rFonts w:ascii="Times New Roman" w:eastAsia="Times New Roman" w:hAnsi="Times New Roman" w:cs="Times New Roman"/>
+          <w:color w:val="000000"/>
+          <w:sz w:val="24"/>
+          <w:szCs w:val="24"/>
+          <w:lang w:val="fr-FR"/>
+        </w:rPr>
         <w:t>}</w:t>
       </w:r>
       <w:r>
@@ -1047,8 +1583,9 @@
           <w:szCs w:val="24"/>
           <w:lang w:val="fr-FR"/>
         </w:rPr>
-        <w:t>{occupant2Name</w:t>
-      </w:r>
+        <w:t>{</w:t>
+      </w:r>
+      <w:proofErr w:type="gramStart"/>
       <w:r>
         <w:rPr>
           <w:rFonts w:ascii="Times New Roman" w:eastAsia="Times New Roman" w:hAnsi="Times New Roman" w:cs="Times New Roman"/>
@@ -1057,6 +1594,27 @@
           <w:szCs w:val="24"/>
           <w:lang w:val="fr-FR"/>
         </w:rPr>
+        <w:t>occupant</w:t>
+      </w:r>
+      <w:proofErr w:type="gramEnd"/>
+      <w:r>
+        <w:rPr>
+          <w:rFonts w:ascii="Times New Roman" w:eastAsia="Times New Roman" w:hAnsi="Times New Roman" w:cs="Times New Roman"/>
+          <w:color w:val="000000"/>
+          <w:sz w:val="24"/>
+          <w:szCs w:val="24"/>
+          <w:lang w:val="fr-FR"/>
+        </w:rPr>
+        <w:t>2Name</w:t>
+      </w:r>
+      <w:r>
+        <w:rPr>
+          <w:rFonts w:ascii="Times New Roman" w:eastAsia="Times New Roman" w:hAnsi="Times New Roman" w:cs="Times New Roman"/>
+          <w:color w:val="000000"/>
+          <w:sz w:val="24"/>
+          <w:szCs w:val="24"/>
+          <w:lang w:val="fr-FR"/>
+        </w:rPr>
         <w:t>}</w:t>
       </w:r>
       <w:r>
@@ -1143,8 +1701,9 @@
           <w:szCs w:val="24"/>
           <w:lang w:val="fr-FR"/>
         </w:rPr>
-        <w:t>{occupant3Name}</w:t>
-      </w:r>
+        <w:t>{</w:t>
+      </w:r>
+      <w:proofErr w:type="gramStart"/>
       <w:r>
         <w:rPr>
           <w:rFonts w:ascii="Times New Roman" w:eastAsia="Times New Roman" w:hAnsi="Times New Roman" w:cs="Times New Roman"/>
@@ -1153,6 +1712,27 @@
           <w:szCs w:val="24"/>
           <w:lang w:val="fr-FR"/>
         </w:rPr>
+        <w:t>occupant</w:t>
+      </w:r>
+      <w:proofErr w:type="gramEnd"/>
+      <w:r>
+        <w:rPr>
+          <w:rFonts w:ascii="Times New Roman" w:eastAsia="Times New Roman" w:hAnsi="Times New Roman" w:cs="Times New Roman"/>
+          <w:color w:val="000000"/>
+          <w:sz w:val="24"/>
+          <w:szCs w:val="24"/>
+          <w:lang w:val="fr-FR"/>
+        </w:rPr>
+        <w:t>3Name}</w:t>
+      </w:r>
+      <w:r>
+        <w:rPr>
+          <w:rFonts w:ascii="Times New Roman" w:eastAsia="Times New Roman" w:hAnsi="Times New Roman" w:cs="Times New Roman"/>
+          <w:color w:val="000000"/>
+          <w:sz w:val="24"/>
+          <w:szCs w:val="24"/>
+          <w:lang w:val="fr-FR"/>
+        </w:rPr>
         <w:tab/>
       </w:r>
       <w:r>
@@ -1228,23 +1808,48 @@
           <w:color w:val="000000"/>
           <w:sz w:val="24"/>
           <w:szCs w:val="24"/>
-        </w:rPr>
-      </w:pPr>
-      <w:r>
-        <w:rPr>
-          <w:rFonts w:ascii="Times New Roman" w:eastAsia="Times New Roman" w:hAnsi="Times New Roman" w:cs="Times New Roman"/>
-          <w:color w:val="000000"/>
-          <w:sz w:val="24"/>
-          <w:szCs w:val="24"/>
-        </w:rPr>
-        <w:t>{occupant4Name</w:t>
-      </w:r>
-      <w:r>
-        <w:rPr>
-          <w:rFonts w:ascii="Times New Roman" w:eastAsia="Times New Roman" w:hAnsi="Times New Roman" w:cs="Times New Roman"/>
-          <w:color w:val="000000"/>
-          <w:sz w:val="24"/>
-          <w:szCs w:val="24"/>
+          <w:lang w:val="fr-FR"/>
+        </w:rPr>
+      </w:pPr>
+      <w:r>
+        <w:rPr>
+          <w:rFonts w:ascii="Times New Roman" w:eastAsia="Times New Roman" w:hAnsi="Times New Roman" w:cs="Times New Roman"/>
+          <w:color w:val="000000"/>
+          <w:sz w:val="24"/>
+          <w:szCs w:val="24"/>
+          <w:lang w:val="fr-FR"/>
+        </w:rPr>
+        <w:t>{</w:t>
+      </w:r>
+      <w:proofErr w:type="gramStart"/>
+      <w:r>
+        <w:rPr>
+          <w:rFonts w:ascii="Times New Roman" w:eastAsia="Times New Roman" w:hAnsi="Times New Roman" w:cs="Times New Roman"/>
+          <w:color w:val="000000"/>
+          <w:sz w:val="24"/>
+          <w:szCs w:val="24"/>
+          <w:lang w:val="fr-FR"/>
+        </w:rPr>
+        <w:t>occupant</w:t>
+      </w:r>
+      <w:proofErr w:type="gramEnd"/>
+      <w:r>
+        <w:rPr>
+          <w:rFonts w:ascii="Times New Roman" w:eastAsia="Times New Roman" w:hAnsi="Times New Roman" w:cs="Times New Roman"/>
+          <w:color w:val="000000"/>
+          <w:sz w:val="24"/>
+          <w:szCs w:val="24"/>
+          <w:lang w:val="fr-FR"/>
+        </w:rPr>
+        <w:t>4Name</w:t>
+      </w:r>
+      <w:r>
+        <w:rPr>
+          <w:rFonts w:ascii="Times New Roman" w:eastAsia="Times New Roman" w:hAnsi="Times New Roman" w:cs="Times New Roman"/>
+          <w:color w:val="000000"/>
+          <w:sz w:val="24"/>
+          <w:szCs w:val="24"/>
+          <w:lang w:val="fr-FR"/>
         </w:rPr>
         <w:t>}</w:t>
       </w:r>
@@ -1254,6 +1859,7 @@
           <w:color w:val="000000"/>
           <w:sz w:val="24"/>
           <w:szCs w:val="24"/>
+          <w:lang w:val="fr-FR"/>
         </w:rPr>
         <w:tab/>
       </w:r>
@@ -1263,6 +1869,7 @@
           <w:color w:val="000000"/>
           <w:sz w:val="24"/>
           <w:szCs w:val="24"/>
+          <w:lang w:val="fr-FR"/>
         </w:rPr>
         <w:tab/>
         <w:t>{</w:t>
@@ -1273,6 +1880,7 @@
           <w:color w:val="000000"/>
           <w:sz w:val="24"/>
           <w:szCs w:val="24"/>
+          <w:lang w:val="fr-FR"/>
         </w:rPr>
         <w:t>occupant4DO</w:t>
       </w:r>
@@ -1282,6 +1890,7 @@
           <w:color w:val="000000"/>
           <w:sz w:val="24"/>
           <w:szCs w:val="24"/>
+          <w:lang w:val="fr-FR"/>
         </w:rPr>
         <w:t>B}</w:t>
       </w:r>
@@ -1406,7 +2015,27 @@
           <w:sz w:val="24"/>
           <w:szCs w:val="24"/>
         </w:rPr>
-        <w:t xml:space="preserve">By signing this lease Agreement the Tenant accepts the property “as is” and any necessary repairs will be made by Tenants without deduction from the rent.  The Tenant use of the property shall include the first floor and outside areas as agreed by the Owner.  </w:t>
+        <w:t xml:space="preserve">By signing this lease </w:t>
+      </w:r>
+      <w:proofErr w:type="gramStart"/>
+      <w:r>
+        <w:rPr>
+          <w:rFonts w:ascii="Times New Roman" w:eastAsia="Times New Roman" w:hAnsi="Times New Roman" w:cs="Times New Roman"/>
+          <w:color w:val="000000"/>
+          <w:sz w:val="24"/>
+          <w:szCs w:val="24"/>
+        </w:rPr>
+        <w:t>Agreement</w:t>
+      </w:r>
+      <w:proofErr w:type="gramEnd"/>
+      <w:r>
+        <w:rPr>
+          <w:rFonts w:ascii="Times New Roman" w:eastAsia="Times New Roman" w:hAnsi="Times New Roman" w:cs="Times New Roman"/>
+          <w:color w:val="000000"/>
+          <w:sz w:val="24"/>
+          <w:szCs w:val="24"/>
+        </w:rPr>
+        <w:t xml:space="preserve"> the Tenant accepts the property “as is” and any necessary repairs will be made by Tenants without deduction from the rent.  The Tenant use of the property shall include the first floor and outside areas as agreed by the Owner.  </w:t>
       </w:r>
     </w:p>
     <w:p>
@@ -1557,6 +2186,7 @@
         </w:rPr>
         <w:t>{</w:t>
       </w:r>
+      <w:proofErr w:type="spellStart"/>
       <w:r>
         <w:rPr>
           <w:rFonts w:ascii="Times New Roman" w:eastAsia="Times New Roman" w:hAnsi="Times New Roman" w:cs="Times New Roman"/>
@@ -1577,7 +2207,19 @@
           <w:sz w:val="24"/>
           <w:szCs w:val="24"/>
         </w:rPr>
-        <w:t>ndDate}.</w:t>
+        <w:t>ndDate</w:t>
+      </w:r>
+      <w:proofErr w:type="spellEnd"/>
+      <w:r>
+        <w:rPr>
+          <w:rFonts w:ascii="Times New Roman" w:eastAsia="Times New Roman" w:hAnsi="Times New Roman" w:cs="Times New Roman"/>
+          <w:b/>
+          <w:bCs/>
+          <w:color w:val="000000"/>
+          <w:sz w:val="24"/>
+          <w:szCs w:val="24"/>
+        </w:rPr>
+        <w:t>}.</w:t>
       </w:r>
     </w:p>
     <w:p>
@@ -1697,6 +2339,8 @@
         </w:rPr>
         <w:t>{</w:t>
       </w:r>
+      <w:proofErr w:type="spellStart"/>
+      <w:proofErr w:type="gramStart"/>
       <w:r>
         <w:rPr>
           <w:rFonts w:ascii="Times New Roman" w:eastAsia="Times New Roman" w:hAnsi="Times New Roman" w:cs="Times New Roman"/>
@@ -1717,25 +2361,67 @@
           <w:sz w:val="24"/>
           <w:szCs w:val="24"/>
         </w:rPr>
-        <w:t xml:space="preserve">onthlyRent} </w:t>
-      </w:r>
-      <w:r>
-        <w:rPr>
-          <w:rFonts w:ascii="Times New Roman" w:eastAsia="Times New Roman" w:hAnsi="Times New Roman" w:cs="Times New Roman"/>
-          <w:color w:val="000000"/>
-          <w:sz w:val="24"/>
-          <w:szCs w:val="24"/>
-        </w:rPr>
-        <w:t xml:space="preserve"> as rent per month, due on or before the</w:t>
-      </w:r>
-      <w:r>
-        <w:rPr>
-          <w:rFonts w:ascii="Times New Roman" w:eastAsia="Times New Roman" w:hAnsi="Times New Roman" w:cs="Times New Roman"/>
-          <w:color w:val="000000"/>
-          <w:sz w:val="24"/>
-          <w:szCs w:val="24"/>
-        </w:rPr>
-        <w:t>{rentdue}</w:t>
+        <w:t>onthlyRent</w:t>
+      </w:r>
+      <w:proofErr w:type="spellEnd"/>
+      <w:r>
+        <w:rPr>
+          <w:rFonts w:ascii="Times New Roman" w:eastAsia="Times New Roman" w:hAnsi="Times New Roman" w:cs="Times New Roman"/>
+          <w:b/>
+          <w:bCs/>
+          <w:color w:val="000000"/>
+          <w:sz w:val="24"/>
+          <w:szCs w:val="24"/>
+        </w:rPr>
+        <w:t xml:space="preserve">} </w:t>
+      </w:r>
+      <w:r>
+        <w:rPr>
+          <w:rFonts w:ascii="Times New Roman" w:eastAsia="Times New Roman" w:hAnsi="Times New Roman" w:cs="Times New Roman"/>
+          <w:color w:val="000000"/>
+          <w:sz w:val="24"/>
+          <w:szCs w:val="24"/>
+        </w:rPr>
+        <w:t xml:space="preserve"> as</w:t>
+      </w:r>
+      <w:proofErr w:type="gramEnd"/>
+      <w:r>
+        <w:rPr>
+          <w:rFonts w:ascii="Times New Roman" w:eastAsia="Times New Roman" w:hAnsi="Times New Roman" w:cs="Times New Roman"/>
+          <w:color w:val="000000"/>
+          <w:sz w:val="24"/>
+          <w:szCs w:val="24"/>
+        </w:rPr>
+        <w:t xml:space="preserve"> rent per month, due on or before the</w:t>
+      </w:r>
+      <w:r>
+        <w:rPr>
+          <w:rFonts w:ascii="Times New Roman" w:eastAsia="Times New Roman" w:hAnsi="Times New Roman" w:cs="Times New Roman"/>
+          <w:color w:val="000000"/>
+          <w:sz w:val="24"/>
+          <w:szCs w:val="24"/>
+        </w:rPr>
+        <w:t>{</w:t>
+      </w:r>
+      <w:proofErr w:type="spellStart"/>
+      <w:r>
+        <w:rPr>
+          <w:rFonts w:ascii="Times New Roman" w:eastAsia="Times New Roman" w:hAnsi="Times New Roman" w:cs="Times New Roman"/>
+          <w:color w:val="000000"/>
+          <w:sz w:val="24"/>
+          <w:szCs w:val="24"/>
+        </w:rPr>
+        <w:t>rentdue</w:t>
+      </w:r>
+      <w:proofErr w:type="spellEnd"/>
+      <w:r>
+        <w:rPr>
+          <w:rFonts w:ascii="Times New Roman" w:eastAsia="Times New Roman" w:hAnsi="Times New Roman" w:cs="Times New Roman"/>
+          <w:color w:val="000000"/>
+          <w:sz w:val="24"/>
+          <w:szCs w:val="24"/>
+        </w:rPr>
+        <w:t>}</w:t>
       </w:r>
       <w:r>
         <w:rPr>
@@ -1753,7 +2439,27 @@
           <w:sz w:val="24"/>
           <w:szCs w:val="24"/>
         </w:rPr>
-        <w:t>{rentdue}</w:t>
+        <w:t>{</w:t>
+      </w:r>
+      <w:proofErr w:type="spellStart"/>
+      <w:r>
+        <w:rPr>
+          <w:rFonts w:ascii="Times New Roman" w:eastAsia="Times New Roman" w:hAnsi="Times New Roman" w:cs="Times New Roman"/>
+          <w:color w:val="000000"/>
+          <w:sz w:val="24"/>
+          <w:szCs w:val="24"/>
+        </w:rPr>
+        <w:t>rentdue</w:t>
+      </w:r>
+      <w:proofErr w:type="spellEnd"/>
+      <w:r>
+        <w:rPr>
+          <w:rFonts w:ascii="Times New Roman" w:eastAsia="Times New Roman" w:hAnsi="Times New Roman" w:cs="Times New Roman"/>
+          <w:color w:val="000000"/>
+          <w:sz w:val="24"/>
+          <w:szCs w:val="24"/>
+        </w:rPr>
+        <w:t>}</w:t>
       </w:r>
       <w:r>
         <w:rPr>
@@ -1773,6 +2479,7 @@
         </w:rPr>
         <w:t>{</w:t>
       </w:r>
+      <w:proofErr w:type="spellStart"/>
       <w:r>
         <w:rPr>
           <w:rFonts w:ascii="Times New Roman" w:eastAsia="Times New Roman" w:hAnsi="Times New Roman" w:cs="Times New Roman"/>
@@ -1782,6 +2489,7 @@
         </w:rPr>
         <w:t>latefee</w:t>
       </w:r>
+      <w:proofErr w:type="spellEnd"/>
       <w:r>
         <w:rPr>
           <w:rFonts w:ascii="Times New Roman" w:eastAsia="Times New Roman" w:hAnsi="Times New Roman" w:cs="Times New Roman"/>
@@ -1807,16 +2515,56 @@
           <w:sz w:val="24"/>
           <w:szCs w:val="24"/>
         </w:rPr>
-        <w:t>{rentdue}</w:t>
-      </w:r>
-      <w:r>
-        <w:rPr>
-          <w:rFonts w:ascii="Times New Roman" w:eastAsia="Times New Roman" w:hAnsi="Times New Roman" w:cs="Times New Roman"/>
-          <w:color w:val="000000"/>
-          <w:sz w:val="24"/>
-          <w:szCs w:val="24"/>
-        </w:rPr>
-        <w:t xml:space="preserve">day of any month.  This administrative late charge is due with the monthly rent payment as additional rent.  The Tenant must also reimburse the Landlord for any bank fees incurred as the result of any dishonored check.  </w:t>
+        <w:t>{</w:t>
+      </w:r>
+      <w:proofErr w:type="spellStart"/>
+      <w:r>
+        <w:rPr>
+          <w:rFonts w:ascii="Times New Roman" w:eastAsia="Times New Roman" w:hAnsi="Times New Roman" w:cs="Times New Roman"/>
+          <w:color w:val="000000"/>
+          <w:sz w:val="24"/>
+          <w:szCs w:val="24"/>
+        </w:rPr>
+        <w:t>rentdue</w:t>
+      </w:r>
+      <w:proofErr w:type="spellEnd"/>
+      <w:r>
+        <w:rPr>
+          <w:rFonts w:ascii="Times New Roman" w:eastAsia="Times New Roman" w:hAnsi="Times New Roman" w:cs="Times New Roman"/>
+          <w:color w:val="000000"/>
+          <w:sz w:val="24"/>
+          <w:szCs w:val="24"/>
+        </w:rPr>
+        <w:t>}</w:t>
+      </w:r>
+      <w:r>
+        <w:rPr>
+          <w:rFonts w:ascii="Times New Roman" w:eastAsia="Times New Roman" w:hAnsi="Times New Roman" w:cs="Times New Roman"/>
+          <w:color w:val="000000"/>
+          <w:sz w:val="24"/>
+          <w:szCs w:val="24"/>
+        </w:rPr>
+        <w:t xml:space="preserve">day of any month.  This administrative late charge is due </w:t>
+      </w:r>
+      <w:proofErr w:type="gramStart"/>
+      <w:r>
+        <w:rPr>
+          <w:rFonts w:ascii="Times New Roman" w:eastAsia="Times New Roman" w:hAnsi="Times New Roman" w:cs="Times New Roman"/>
+          <w:color w:val="000000"/>
+          <w:sz w:val="24"/>
+          <w:szCs w:val="24"/>
+        </w:rPr>
+        <w:t>with</w:t>
+      </w:r>
+      <w:proofErr w:type="gramEnd"/>
+      <w:r>
+        <w:rPr>
+          <w:rFonts w:ascii="Times New Roman" w:eastAsia="Times New Roman" w:hAnsi="Times New Roman" w:cs="Times New Roman"/>
+          <w:color w:val="000000"/>
+          <w:sz w:val="24"/>
+          <w:szCs w:val="24"/>
+        </w:rPr>
+        <w:t xml:space="preserve"> the monthly rent payment as additional rent.  The Tenant must also reimburse the Landlord for any bank fees incurred as the result of any dishonored check.  </w:t>
       </w:r>
     </w:p>
     <w:p>
@@ -1927,6 +2675,7 @@
         </w:rPr>
         <w:t>{</w:t>
       </w:r>
+      <w:proofErr w:type="gramStart"/>
       <w:r>
         <w:rPr>
           <w:rFonts w:ascii="Times New Roman" w:eastAsia="Times New Roman" w:hAnsi="Times New Roman" w:cs="Times New Roman"/>
@@ -1956,7 +2705,17 @@
           <w:sz w:val="24"/>
           <w:szCs w:val="24"/>
         </w:rPr>
-        <w:t xml:space="preserve"> (the “Security Deposit”) is due upon execution of this lease agreement to assure that the Tenant performs all of Tenant’s obligations under this lease agreement.  Landlord and Tenant agree that the Security Deposit is as described above and will be held by the Landlord in an interest-bearing account in accordance with the provisions of law, including the Rent Security Deposit Act (N.J.S.A. 46:8-19 </w:t>
+        <w:t xml:space="preserve"> (</w:t>
+      </w:r>
+      <w:proofErr w:type="gramEnd"/>
+      <w:r>
+        <w:rPr>
+          <w:rFonts w:ascii="Times New Roman" w:eastAsia="Times New Roman" w:hAnsi="Times New Roman" w:cs="Times New Roman"/>
+          <w:color w:val="000000"/>
+          <w:sz w:val="24"/>
+          <w:szCs w:val="24"/>
+        </w:rPr>
+        <w:t xml:space="preserve">the “Security Deposit”) is due upon execution of this lease agreement to assure that the Tenant performs all of Tenant’s obligations under this lease agreement.  Landlord and Tenant agree that the Security Deposit is as described above and will be held by the Landlord in an interest-bearing account in accordance with the provisions of law, including the Rent Security Deposit Act (N.J.S.A. 46:8-19 </w:t>
       </w:r>
       <w:r>
         <w:rPr>
@@ -1995,14 +2754,25 @@
         </w:rPr>
       </w:pPr>
       <w:bookmarkStart w:id="3" w:name="_Hlk145960137"/>
-      <w:r>
-        <w:rPr>
-          <w:rFonts w:ascii="Times New Roman" w:eastAsia="Times New Roman" w:hAnsi="Times New Roman" w:cs="Times New Roman"/>
-          <w:color w:val="000000"/>
-          <w:sz w:val="24"/>
-          <w:szCs w:val="24"/>
-        </w:rPr>
-        <w:t xml:space="preserve">Tenant shall pay all monies necessary to keep the security deposit account at </w:t>
+      <w:proofErr w:type="gramStart"/>
+      <w:r>
+        <w:rPr>
+          <w:rFonts w:ascii="Times New Roman" w:eastAsia="Times New Roman" w:hAnsi="Times New Roman" w:cs="Times New Roman"/>
+          <w:color w:val="000000"/>
+          <w:sz w:val="24"/>
+          <w:szCs w:val="24"/>
+        </w:rPr>
+        <w:t>Tenant</w:t>
+      </w:r>
+      <w:proofErr w:type="gramEnd"/>
+      <w:r>
+        <w:rPr>
+          <w:rFonts w:ascii="Times New Roman" w:eastAsia="Times New Roman" w:hAnsi="Times New Roman" w:cs="Times New Roman"/>
+          <w:color w:val="000000"/>
+          <w:sz w:val="24"/>
+          <w:szCs w:val="24"/>
+        </w:rPr>
+        <w:t xml:space="preserve"> shall pay all monies necessary to keep the security deposit account at </w:t>
       </w:r>
       <w:r>
         <w:rPr>
@@ -2136,7 +2906,27 @@
           <w:sz w:val="24"/>
           <w:szCs w:val="24"/>
         </w:rPr>
-        <w:t>Rent security will be returned to the Tenant in accordance with New Jersey law, but only after Tenant vacates apartment and only after all of the following conditions are satisfied:</w:t>
+        <w:t xml:space="preserve">Rent security will be returned to the Tenant in accordance with New Jersey law, but only after Tenant vacates apartment and only after </w:t>
+      </w:r>
+      <w:proofErr w:type="gramStart"/>
+      <w:r>
+        <w:rPr>
+          <w:rFonts w:ascii="Times New Roman" w:eastAsia="Times New Roman" w:hAnsi="Times New Roman" w:cs="Times New Roman"/>
+          <w:color w:val="000000"/>
+          <w:sz w:val="24"/>
+          <w:szCs w:val="24"/>
+        </w:rPr>
+        <w:t>all of</w:t>
+      </w:r>
+      <w:proofErr w:type="gramEnd"/>
+      <w:r>
+        <w:rPr>
+          <w:rFonts w:ascii="Times New Roman" w:eastAsia="Times New Roman" w:hAnsi="Times New Roman" w:cs="Times New Roman"/>
+          <w:color w:val="000000"/>
+          <w:sz w:val="24"/>
+          <w:szCs w:val="24"/>
+        </w:rPr>
+        <w:t xml:space="preserve"> the following conditions are satisfied:</w:t>
       </w:r>
     </w:p>
     <w:p>
@@ -2261,7 +3051,27 @@
           <w:sz w:val="24"/>
           <w:szCs w:val="24"/>
         </w:rPr>
-        <w:t>No personal property or furniture of any kind may be left in apartment.  It must be broom cleaned by Tenant. If Landlord has to clean the apartment, the cost will be deducted from the security deposit.</w:t>
+        <w:t xml:space="preserve">No personal property or furniture of any kind may be left in apartment.  It must be broom cleaned by Tenant. If Landlord </w:t>
+      </w:r>
+      <w:proofErr w:type="gramStart"/>
+      <w:r>
+        <w:rPr>
+          <w:rFonts w:ascii="Times New Roman" w:eastAsia="Times New Roman" w:hAnsi="Times New Roman" w:cs="Times New Roman"/>
+          <w:color w:val="000000"/>
+          <w:sz w:val="24"/>
+          <w:szCs w:val="24"/>
+        </w:rPr>
+        <w:t>has to</w:t>
+      </w:r>
+      <w:proofErr w:type="gramEnd"/>
+      <w:r>
+        <w:rPr>
+          <w:rFonts w:ascii="Times New Roman" w:eastAsia="Times New Roman" w:hAnsi="Times New Roman" w:cs="Times New Roman"/>
+          <w:color w:val="000000"/>
+          <w:sz w:val="24"/>
+          <w:szCs w:val="24"/>
+        </w:rPr>
+        <w:t xml:space="preserve"> clean the apartment, the cost will be deducted from the security deposit.</w:t>
       </w:r>
     </w:p>
     <w:bookmarkEnd w:id="3"/>
@@ -2310,7 +3120,47 @@
           <w:sz w:val="24"/>
           <w:szCs w:val="24"/>
         </w:rPr>
-        <w:t>Tenant is advised that crime insurance is available to the Tenant.  Tenant may make application for such insurance from its own insurance agent.  Crime insurance policy at an affordable cost will protect Tenant against loss resulting from robbery or burglary of Tenant's apartment.</w:t>
+        <w:t xml:space="preserve">Tenant is advised that crime insurance is available to the Tenant.  Tenant may make </w:t>
+      </w:r>
+      <w:proofErr w:type="gramStart"/>
+      <w:r>
+        <w:rPr>
+          <w:rFonts w:ascii="Times New Roman" w:eastAsia="Times New Roman" w:hAnsi="Times New Roman" w:cs="Times New Roman"/>
+          <w:color w:val="000000"/>
+          <w:sz w:val="24"/>
+          <w:szCs w:val="24"/>
+        </w:rPr>
+        <w:t>application</w:t>
+      </w:r>
+      <w:proofErr w:type="gramEnd"/>
+      <w:r>
+        <w:rPr>
+          <w:rFonts w:ascii="Times New Roman" w:eastAsia="Times New Roman" w:hAnsi="Times New Roman" w:cs="Times New Roman"/>
+          <w:color w:val="000000"/>
+          <w:sz w:val="24"/>
+          <w:szCs w:val="24"/>
+        </w:rPr>
+        <w:t xml:space="preserve"> for such insurance from </w:t>
+      </w:r>
+      <w:proofErr w:type="gramStart"/>
+      <w:r>
+        <w:rPr>
+          <w:rFonts w:ascii="Times New Roman" w:eastAsia="Times New Roman" w:hAnsi="Times New Roman" w:cs="Times New Roman"/>
+          <w:color w:val="000000"/>
+          <w:sz w:val="24"/>
+          <w:szCs w:val="24"/>
+        </w:rPr>
+        <w:t>its</w:t>
+      </w:r>
+      <w:proofErr w:type="gramEnd"/>
+      <w:r>
+        <w:rPr>
+          <w:rFonts w:ascii="Times New Roman" w:eastAsia="Times New Roman" w:hAnsi="Times New Roman" w:cs="Times New Roman"/>
+          <w:color w:val="000000"/>
+          <w:sz w:val="24"/>
+          <w:szCs w:val="24"/>
+        </w:rPr>
+        <w:t xml:space="preserve"> own insurance agent.  Crime insurance policy at an affordable cost will protect Tenant against loss resulting from robbery or burglary of Tenant's apartment.</w:t>
       </w:r>
     </w:p>
     <w:p>
@@ -2722,7 +3572,17 @@
           <w:sz w:val="24"/>
           <w:szCs w:val="24"/>
         </w:rPr>
-        <w:t>{landlord</w:t>
+        <w:t>{</w:t>
+      </w:r>
+      <w:proofErr w:type="spellStart"/>
+      <w:r>
+        <w:rPr>
+          <w:rFonts w:ascii="Times New Roman" w:eastAsia="Times New Roman" w:hAnsi="Times New Roman" w:cs="Times New Roman"/>
+          <w:color w:val="000000"/>
+          <w:sz w:val="24"/>
+          <w:szCs w:val="24"/>
+        </w:rPr>
+        <w:t>landlord</w:t>
       </w:r>
       <w:r>
         <w:rPr>
@@ -2740,7 +3600,17 @@
           <w:sz w:val="24"/>
           <w:szCs w:val="24"/>
         </w:rPr>
-        <w:t>Other}</w:t>
+        <w:t>Other</w:t>
+      </w:r>
+      <w:proofErr w:type="spellEnd"/>
+      <w:r>
+        <w:rPr>
+          <w:rFonts w:ascii="Times New Roman" w:eastAsia="Times New Roman" w:hAnsi="Times New Roman" w:cs="Times New Roman"/>
+          <w:color w:val="000000"/>
+          <w:sz w:val="24"/>
+          <w:szCs w:val="24"/>
+        </w:rPr>
+        <w:t>}</w:t>
       </w:r>
     </w:p>
     <w:p>
@@ -3136,14 +4006,25 @@
         </w:rPr>
         <w:t xml:space="preserve"> {</w:t>
       </w:r>
-      <w:r>
-        <w:rPr>
-          <w:rFonts w:ascii="Times New Roman" w:eastAsia="Times New Roman" w:hAnsi="Times New Roman" w:cs="Times New Roman"/>
-          <w:color w:val="000000"/>
-          <w:sz w:val="24"/>
-          <w:szCs w:val="24"/>
-        </w:rPr>
-        <w:t>tenantUtilityOther}</w:t>
+      <w:proofErr w:type="spellStart"/>
+      <w:r>
+        <w:rPr>
+          <w:rFonts w:ascii="Times New Roman" w:eastAsia="Times New Roman" w:hAnsi="Times New Roman" w:cs="Times New Roman"/>
+          <w:color w:val="000000"/>
+          <w:sz w:val="24"/>
+          <w:szCs w:val="24"/>
+        </w:rPr>
+        <w:t>tenantUtilityOther</w:t>
+      </w:r>
+      <w:proofErr w:type="spellEnd"/>
+      <w:r>
+        <w:rPr>
+          <w:rFonts w:ascii="Times New Roman" w:eastAsia="Times New Roman" w:hAnsi="Times New Roman" w:cs="Times New Roman"/>
+          <w:color w:val="000000"/>
+          <w:sz w:val="24"/>
+          <w:szCs w:val="24"/>
+        </w:rPr>
+        <w:t>}</w:t>
       </w:r>
     </w:p>
     <w:p>
@@ -3167,14 +4048,45 @@
           <w:szCs w:val="24"/>
         </w:rPr>
       </w:pPr>
-      <w:r>
-        <w:rPr>
-          <w:rFonts w:ascii="Times New Roman" w:eastAsia="Times New Roman" w:hAnsi="Times New Roman" w:cs="Times New Roman"/>
-          <w:color w:val="000000"/>
-          <w:sz w:val="24"/>
-          <w:szCs w:val="24"/>
-        </w:rPr>
-        <w:t>Tenant shall promptly pay all utility bills for service to the apartment so as to avoid a discontinuance of service.   Tenant shall keep all utilities operable until possession of the apartment is returned to the Landlord.</w:t>
+      <w:proofErr w:type="gramStart"/>
+      <w:r>
+        <w:rPr>
+          <w:rFonts w:ascii="Times New Roman" w:eastAsia="Times New Roman" w:hAnsi="Times New Roman" w:cs="Times New Roman"/>
+          <w:color w:val="000000"/>
+          <w:sz w:val="24"/>
+          <w:szCs w:val="24"/>
+        </w:rPr>
+        <w:t>Tenant</w:t>
+      </w:r>
+      <w:proofErr w:type="gramEnd"/>
+      <w:r>
+        <w:rPr>
+          <w:rFonts w:ascii="Times New Roman" w:eastAsia="Times New Roman" w:hAnsi="Times New Roman" w:cs="Times New Roman"/>
+          <w:color w:val="000000"/>
+          <w:sz w:val="24"/>
+          <w:szCs w:val="24"/>
+        </w:rPr>
+        <w:t xml:space="preserve"> shall promptly pay all utility bills for service to the apartment </w:t>
+      </w:r>
+      <w:proofErr w:type="gramStart"/>
+      <w:r>
+        <w:rPr>
+          <w:rFonts w:ascii="Times New Roman" w:eastAsia="Times New Roman" w:hAnsi="Times New Roman" w:cs="Times New Roman"/>
+          <w:color w:val="000000"/>
+          <w:sz w:val="24"/>
+          <w:szCs w:val="24"/>
+        </w:rPr>
+        <w:t>so as to</w:t>
+      </w:r>
+      <w:proofErr w:type="gramEnd"/>
+      <w:r>
+        <w:rPr>
+          <w:rFonts w:ascii="Times New Roman" w:eastAsia="Times New Roman" w:hAnsi="Times New Roman" w:cs="Times New Roman"/>
+          <w:color w:val="000000"/>
+          <w:sz w:val="24"/>
+          <w:szCs w:val="24"/>
+        </w:rPr>
+        <w:t xml:space="preserve"> avoid a discontinuance of service.   Tenant shall keep all utilities operable until possession of the apartment is returned to the Landlord.</w:t>
       </w:r>
     </w:p>
     <w:p>
@@ -3219,7 +4131,27 @@
           <w:sz w:val="24"/>
           <w:szCs w:val="24"/>
         </w:rPr>
-        <w:t xml:space="preserve">  If the Tenant does not pay the rent within ten (10) days after it is due, the Tenants may be evicted.  The Landlord may also evict the Tenant with Notice of Termination of this Lease and the Tenant has not vacated the Property.  </w:t>
+        <w:t xml:space="preserve">  If the Tenant does not pay the rent within ten (10) days after it is due, the Tenants may be evicted.  The Landlord may also evict the Tenant with Notice of Termination of this </w:t>
+      </w:r>
+      <w:proofErr w:type="gramStart"/>
+      <w:r>
+        <w:rPr>
+          <w:rFonts w:ascii="Times New Roman" w:eastAsia="Times New Roman" w:hAnsi="Times New Roman" w:cs="Times New Roman"/>
+          <w:color w:val="000000"/>
+          <w:sz w:val="24"/>
+          <w:szCs w:val="24"/>
+        </w:rPr>
+        <w:t>Lease</w:t>
+      </w:r>
+      <w:proofErr w:type="gramEnd"/>
+      <w:r>
+        <w:rPr>
+          <w:rFonts w:ascii="Times New Roman" w:eastAsia="Times New Roman" w:hAnsi="Times New Roman" w:cs="Times New Roman"/>
+          <w:color w:val="000000"/>
+          <w:sz w:val="24"/>
+          <w:szCs w:val="24"/>
+        </w:rPr>
+        <w:t xml:space="preserve"> and the Tenant has not vacated the Property.  </w:t>
       </w:r>
     </w:p>
     <w:p>
@@ -3281,7 +4213,27 @@
           <w:sz w:val="24"/>
           <w:szCs w:val="24"/>
         </w:rPr>
-        <w:t>The Landlord may evict the Tenant if the Tenant does not comply with all of the terms of this Lease and for all other causes allowed by law. The Tenant must also pay all costs, including reasonable attorneys' fees, related to an eviction and the collection of any monies owed the Landlord, along with the cost of re-entering, re-renting, cleaning and repairing the apartment.</w:t>
+        <w:t xml:space="preserve">The Landlord may evict the Tenant if the Tenant does not comply with </w:t>
+      </w:r>
+      <w:proofErr w:type="gramStart"/>
+      <w:r>
+        <w:rPr>
+          <w:rFonts w:ascii="Times New Roman" w:eastAsia="Times New Roman" w:hAnsi="Times New Roman" w:cs="Times New Roman"/>
+          <w:color w:val="000000"/>
+          <w:sz w:val="24"/>
+          <w:szCs w:val="24"/>
+        </w:rPr>
+        <w:t>all of</w:t>
+      </w:r>
+      <w:proofErr w:type="gramEnd"/>
+      <w:r>
+        <w:rPr>
+          <w:rFonts w:ascii="Times New Roman" w:eastAsia="Times New Roman" w:hAnsi="Times New Roman" w:cs="Times New Roman"/>
+          <w:color w:val="000000"/>
+          <w:sz w:val="24"/>
+          <w:szCs w:val="24"/>
+        </w:rPr>
+        <w:t xml:space="preserve"> the terms of this Lease and for all other causes allowed by law. The Tenant must also pay all costs, including reasonable attorneys' fees, related to an eviction and the collection of any monies owed the Landlord, along with the cost of re-entering, re-renting, cleaning and repairing the apartment.</w:t>
       </w:r>
     </w:p>
     <w:p>
@@ -3445,6 +4397,7 @@
         </w:rPr>
         <w:t>{</w:t>
       </w:r>
+      <w:proofErr w:type="spellStart"/>
       <w:r>
         <w:rPr>
           <w:rFonts w:ascii="Times New Roman" w:eastAsia="Times New Roman" w:hAnsi="Times New Roman" w:cs="Times New Roman"/>
@@ -3478,6 +4431,7 @@
         </w:rPr>
         <w:t>ee</w:t>
       </w:r>
+      <w:proofErr w:type="spellEnd"/>
       <w:r>
         <w:rPr>
           <w:rFonts w:ascii="Times New Roman" w:eastAsia="Times New Roman" w:hAnsi="Times New Roman" w:cs="Times New Roman"/>
@@ -3533,6 +4487,8 @@
         </w:rPr>
         <w:t>{</w:t>
       </w:r>
+      <w:proofErr w:type="spellStart"/>
+      <w:proofErr w:type="gramStart"/>
       <w:r>
         <w:rPr>
           <w:rFonts w:ascii="Times New Roman" w:eastAsia="Times New Roman" w:hAnsi="Times New Roman" w:cs="Times New Roman"/>
@@ -3575,16 +4531,38 @@
           <w:sz w:val="24"/>
           <w:szCs w:val="24"/>
         </w:rPr>
-        <w:t xml:space="preserve">utFee} </w:t>
-      </w:r>
-      <w:r>
-        <w:rPr>
-          <w:rFonts w:ascii="Times New Roman" w:eastAsia="Times New Roman" w:hAnsi="Times New Roman" w:cs="Times New Roman"/>
-          <w:color w:val="000000"/>
-          <w:sz w:val="24"/>
-          <w:szCs w:val="24"/>
-        </w:rPr>
-        <w:t xml:space="preserve"> to respond to any lockout to open door for tenant. </w:t>
+        <w:t>utFee</w:t>
+      </w:r>
+      <w:proofErr w:type="spellEnd"/>
+      <w:r>
+        <w:rPr>
+          <w:rFonts w:ascii="Times New Roman" w:eastAsia="Times New Roman" w:hAnsi="Times New Roman" w:cs="Times New Roman"/>
+          <w:b/>
+          <w:bCs/>
+          <w:color w:val="000000"/>
+          <w:sz w:val="24"/>
+          <w:szCs w:val="24"/>
+        </w:rPr>
+        <w:t xml:space="preserve">} </w:t>
+      </w:r>
+      <w:r>
+        <w:rPr>
+          <w:rFonts w:ascii="Times New Roman" w:eastAsia="Times New Roman" w:hAnsi="Times New Roman" w:cs="Times New Roman"/>
+          <w:color w:val="000000"/>
+          <w:sz w:val="24"/>
+          <w:szCs w:val="24"/>
+        </w:rPr>
+        <w:t xml:space="preserve"> to</w:t>
+      </w:r>
+      <w:proofErr w:type="gramEnd"/>
+      <w:r>
+        <w:rPr>
+          <w:rFonts w:ascii="Times New Roman" w:eastAsia="Times New Roman" w:hAnsi="Times New Roman" w:cs="Times New Roman"/>
+          <w:color w:val="000000"/>
+          <w:sz w:val="24"/>
+          <w:szCs w:val="24"/>
+        </w:rPr>
+        <w:t xml:space="preserve"> respond to any lockout to open door for tenant. </w:t>
       </w:r>
     </w:p>
     <w:p>
@@ -3739,8 +4717,19 @@
           <w:sz w:val="24"/>
           <w:szCs w:val="24"/>
         </w:rPr>
-        <w:t>supply all appliances, in safe and working order unless notified elsewhere in this lease;</w:t>
-      </w:r>
+        <w:t xml:space="preserve">supply all appliances, in safe and working order unless notified elsewhere in this </w:t>
+      </w:r>
+      <w:proofErr w:type="gramStart"/>
+      <w:r>
+        <w:rPr>
+          <w:rFonts w:ascii="Times New Roman" w:eastAsia="Times New Roman" w:hAnsi="Times New Roman" w:cs="Times New Roman"/>
+          <w:color w:val="000000"/>
+          <w:sz w:val="24"/>
+          <w:szCs w:val="24"/>
+        </w:rPr>
+        <w:t>lease;</w:t>
+      </w:r>
+      <w:proofErr w:type="gramEnd"/>
     </w:p>
     <w:p>
       <w:pPr>
@@ -3763,8 +4752,39 @@
           <w:sz w:val="24"/>
           <w:szCs w:val="24"/>
         </w:rPr>
-        <w:t>make necessary repairs to the utilities and equipment provided by Landlord under this Lease, within a reasonable time after notice from Tenant.  The cost of any repairs required because of the act or neglect of Tenant (or Tenant's family or Tenant's guest) shall be paid for as additional rent by the Tenant;</w:t>
-      </w:r>
+        <w:t xml:space="preserve">make necessary repairs to the utilities and equipment provided by Landlord under this Lease, within a reasonable time after notice from Tenant.  The cost of any repairs required because of the act or neglect of Tenant (or Tenant's family or Tenant's guest) shall be </w:t>
+      </w:r>
+      <w:proofErr w:type="gramStart"/>
+      <w:r>
+        <w:rPr>
+          <w:rFonts w:ascii="Times New Roman" w:eastAsia="Times New Roman" w:hAnsi="Times New Roman" w:cs="Times New Roman"/>
+          <w:color w:val="000000"/>
+          <w:sz w:val="24"/>
+          <w:szCs w:val="24"/>
+        </w:rPr>
+        <w:t>paid for</w:t>
+      </w:r>
+      <w:proofErr w:type="gramEnd"/>
+      <w:r>
+        <w:rPr>
+          <w:rFonts w:ascii="Times New Roman" w:eastAsia="Times New Roman" w:hAnsi="Times New Roman" w:cs="Times New Roman"/>
+          <w:color w:val="000000"/>
+          <w:sz w:val="24"/>
+          <w:szCs w:val="24"/>
+        </w:rPr>
+        <w:t xml:space="preserve"> as additional rent by the </w:t>
+      </w:r>
+      <w:proofErr w:type="gramStart"/>
+      <w:r>
+        <w:rPr>
+          <w:rFonts w:ascii="Times New Roman" w:eastAsia="Times New Roman" w:hAnsi="Times New Roman" w:cs="Times New Roman"/>
+          <w:color w:val="000000"/>
+          <w:sz w:val="24"/>
+          <w:szCs w:val="24"/>
+        </w:rPr>
+        <w:t>Tenant;</w:t>
+      </w:r>
+      <w:proofErr w:type="gramEnd"/>
     </w:p>
     <w:p>
       <w:pPr>
@@ -3883,7 +4903,47 @@
           <w:sz w:val="24"/>
           <w:szCs w:val="24"/>
         </w:rPr>
-        <w:t>Keep all walkways and driveway clear of snow and ice.  If property is part of HOA or condo Association tenant agrees to remove the snow from any areas where the HOA is not responsible for.</w:t>
+        <w:t xml:space="preserve">Keep all walkways and </w:t>
+      </w:r>
+      <w:proofErr w:type="gramStart"/>
+      <w:r>
+        <w:rPr>
+          <w:rFonts w:ascii="Times New Roman" w:eastAsia="Times New Roman" w:hAnsi="Times New Roman" w:cs="Times New Roman"/>
+          <w:color w:val="000000"/>
+          <w:sz w:val="24"/>
+          <w:szCs w:val="24"/>
+        </w:rPr>
+        <w:t>driveway</w:t>
+      </w:r>
+      <w:proofErr w:type="gramEnd"/>
+      <w:r>
+        <w:rPr>
+          <w:rFonts w:ascii="Times New Roman" w:eastAsia="Times New Roman" w:hAnsi="Times New Roman" w:cs="Times New Roman"/>
+          <w:color w:val="000000"/>
+          <w:sz w:val="24"/>
+          <w:szCs w:val="24"/>
+        </w:rPr>
+        <w:t xml:space="preserve"> clear of snow and ice.  If property is part of HOA or condo Association </w:t>
+      </w:r>
+      <w:proofErr w:type="gramStart"/>
+      <w:r>
+        <w:rPr>
+          <w:rFonts w:ascii="Times New Roman" w:eastAsia="Times New Roman" w:hAnsi="Times New Roman" w:cs="Times New Roman"/>
+          <w:color w:val="000000"/>
+          <w:sz w:val="24"/>
+          <w:szCs w:val="24"/>
+        </w:rPr>
+        <w:t>tenant agrees</w:t>
+      </w:r>
+      <w:proofErr w:type="gramEnd"/>
+      <w:r>
+        <w:rPr>
+          <w:rFonts w:ascii="Times New Roman" w:eastAsia="Times New Roman" w:hAnsi="Times New Roman" w:cs="Times New Roman"/>
+          <w:color w:val="000000"/>
+          <w:sz w:val="24"/>
+          <w:szCs w:val="24"/>
+        </w:rPr>
+        <w:t xml:space="preserve"> to remove the snow from any areas where the HOA is not responsible for.</w:t>
       </w:r>
     </w:p>
     <w:p>
@@ -3931,7 +4991,27 @@
           <w:sz w:val="24"/>
           <w:szCs w:val="24"/>
         </w:rPr>
-        <w:t xml:space="preserve">Pay for all repairs, replacements and damages caused by the act or neglect of the Tenant, The Tenant’s family, Friends and/or Agents. </w:t>
+        <w:t xml:space="preserve">Pay for all repairs, replacements and </w:t>
+      </w:r>
+      <w:proofErr w:type="gramStart"/>
+      <w:r>
+        <w:rPr>
+          <w:rFonts w:ascii="Times New Roman" w:eastAsia="Times New Roman" w:hAnsi="Times New Roman" w:cs="Times New Roman"/>
+          <w:color w:val="000000"/>
+          <w:sz w:val="24"/>
+          <w:szCs w:val="24"/>
+        </w:rPr>
+        <w:t>damages</w:t>
+      </w:r>
+      <w:proofErr w:type="gramEnd"/>
+      <w:r>
+        <w:rPr>
+          <w:rFonts w:ascii="Times New Roman" w:eastAsia="Times New Roman" w:hAnsi="Times New Roman" w:cs="Times New Roman"/>
+          <w:color w:val="000000"/>
+          <w:sz w:val="24"/>
+          <w:szCs w:val="24"/>
+        </w:rPr>
+        <w:t xml:space="preserve"> caused by the act or neglect of the Tenant, The Tenant’s family, Friends and/or Agents. </w:t>
       </w:r>
     </w:p>
     <w:p>
@@ -4105,7 +5185,27 @@
           <w:sz w:val="24"/>
           <w:szCs w:val="24"/>
         </w:rPr>
-        <w:t xml:space="preserve">Promptly remove from the Apartment all garbage and debris and take to the curb for collection. </w:t>
+        <w:t xml:space="preserve">Promptly remove from the Apartment all garbage and debris and </w:t>
+      </w:r>
+      <w:proofErr w:type="gramStart"/>
+      <w:r>
+        <w:rPr>
+          <w:rFonts w:ascii="Times New Roman" w:eastAsia="Times New Roman" w:hAnsi="Times New Roman" w:cs="Times New Roman"/>
+          <w:color w:val="000000"/>
+          <w:sz w:val="24"/>
+          <w:szCs w:val="24"/>
+        </w:rPr>
+        <w:t>take</w:t>
+      </w:r>
+      <w:proofErr w:type="gramEnd"/>
+      <w:r>
+        <w:rPr>
+          <w:rFonts w:ascii="Times New Roman" w:eastAsia="Times New Roman" w:hAnsi="Times New Roman" w:cs="Times New Roman"/>
+          <w:color w:val="000000"/>
+          <w:sz w:val="24"/>
+          <w:szCs w:val="24"/>
+        </w:rPr>
+        <w:t xml:space="preserve"> to the curb for collection. </w:t>
       </w:r>
     </w:p>
     <w:p>
@@ -4202,7 +5302,27 @@
           <w:szCs w:val="24"/>
         </w:rPr>
         <w:lastRenderedPageBreak/>
-        <w:t xml:space="preserve">Do nothing to destroy the peace and quite of the Landlord, other Tenants or person(s) in the neighborhood.  </w:t>
+        <w:t xml:space="preserve">Do nothing to destroy the peace and </w:t>
+      </w:r>
+      <w:proofErr w:type="spellStart"/>
+      <w:r>
+        <w:rPr>
+          <w:rFonts w:ascii="Times New Roman" w:eastAsia="Times New Roman" w:hAnsi="Times New Roman" w:cs="Times New Roman"/>
+          <w:color w:val="000000"/>
+          <w:sz w:val="24"/>
+          <w:szCs w:val="24"/>
+        </w:rPr>
+        <w:t>quite</w:t>
+      </w:r>
+      <w:proofErr w:type="spellEnd"/>
+      <w:r>
+        <w:rPr>
+          <w:rFonts w:ascii="Times New Roman" w:eastAsia="Times New Roman" w:hAnsi="Times New Roman" w:cs="Times New Roman"/>
+          <w:color w:val="000000"/>
+          <w:sz w:val="24"/>
+          <w:szCs w:val="24"/>
+        </w:rPr>
+        <w:t xml:space="preserve"> of the Landlord, other Tenants or person(s) in the neighborhood.  </w:t>
       </w:r>
     </w:p>
     <w:p>
@@ -4226,7 +5346,27 @@
           <w:sz w:val="24"/>
           <w:szCs w:val="24"/>
         </w:rPr>
-        <w:t xml:space="preserve">Promptly comply with all orders and rules of the Board of Health or other authorities governing the Apartment, which are directed to the Tenant. </w:t>
+        <w:t xml:space="preserve">Promptly comply with all orders and rules of the Board of Health or other authorities governing the Apartment, which are directed </w:t>
+      </w:r>
+      <w:proofErr w:type="gramStart"/>
+      <w:r>
+        <w:rPr>
+          <w:rFonts w:ascii="Times New Roman" w:eastAsia="Times New Roman" w:hAnsi="Times New Roman" w:cs="Times New Roman"/>
+          <w:color w:val="000000"/>
+          <w:sz w:val="24"/>
+          <w:szCs w:val="24"/>
+        </w:rPr>
+        <w:t>to</w:t>
+      </w:r>
+      <w:proofErr w:type="gramEnd"/>
+      <w:r>
+        <w:rPr>
+          <w:rFonts w:ascii="Times New Roman" w:eastAsia="Times New Roman" w:hAnsi="Times New Roman" w:cs="Times New Roman"/>
+          <w:color w:val="000000"/>
+          <w:sz w:val="24"/>
+          <w:szCs w:val="24"/>
+        </w:rPr>
+        <w:t xml:space="preserve"> the Tenant. </w:t>
       </w:r>
     </w:p>
     <w:p>
@@ -4250,7 +5390,27 @@
           <w:sz w:val="24"/>
           <w:szCs w:val="24"/>
         </w:rPr>
-        <w:t xml:space="preserve">No tablecloths, bedding clothing, curtains or rugs be shaken or hung from any of the windows, doors or fencing. </w:t>
+        <w:t xml:space="preserve">No tablecloths, bedding clothing, curtains or rugs </w:t>
+      </w:r>
+      <w:proofErr w:type="gramStart"/>
+      <w:r>
+        <w:rPr>
+          <w:rFonts w:ascii="Times New Roman" w:eastAsia="Times New Roman" w:hAnsi="Times New Roman" w:cs="Times New Roman"/>
+          <w:color w:val="000000"/>
+          <w:sz w:val="24"/>
+          <w:szCs w:val="24"/>
+        </w:rPr>
+        <w:t>be</w:t>
+      </w:r>
+      <w:proofErr w:type="gramEnd"/>
+      <w:r>
+        <w:rPr>
+          <w:rFonts w:ascii="Times New Roman" w:eastAsia="Times New Roman" w:hAnsi="Times New Roman" w:cs="Times New Roman"/>
+          <w:color w:val="000000"/>
+          <w:sz w:val="24"/>
+          <w:szCs w:val="24"/>
+        </w:rPr>
+        <w:t xml:space="preserve"> shaken or hung from any of the windows, doors or fencing. </w:t>
       </w:r>
     </w:p>
     <w:p>
@@ -4356,7 +5516,47 @@
           <w:sz w:val="24"/>
           <w:szCs w:val="24"/>
         </w:rPr>
-        <w:t xml:space="preserve">.  Tenant acknowledges there is/are smoke detector(s) in the Apartment in working order.  Tenant will be responsible for battery replacement and will test the detector(s) periodically and will notify the Landlord of any mechanical failure.  Tenant may not remove or render a smoke detector inoperative.  </w:t>
+        <w:t xml:space="preserve">.  Tenant acknowledges there is/are smoke </w:t>
+      </w:r>
+      <w:proofErr w:type="gramStart"/>
+      <w:r>
+        <w:rPr>
+          <w:rFonts w:ascii="Times New Roman" w:eastAsia="Times New Roman" w:hAnsi="Times New Roman" w:cs="Times New Roman"/>
+          <w:color w:val="000000"/>
+          <w:sz w:val="24"/>
+          <w:szCs w:val="24"/>
+        </w:rPr>
+        <w:t>detector(s)</w:t>
+      </w:r>
+      <w:proofErr w:type="gramEnd"/>
+      <w:r>
+        <w:rPr>
+          <w:rFonts w:ascii="Times New Roman" w:eastAsia="Times New Roman" w:hAnsi="Times New Roman" w:cs="Times New Roman"/>
+          <w:color w:val="000000"/>
+          <w:sz w:val="24"/>
+          <w:szCs w:val="24"/>
+        </w:rPr>
+        <w:t xml:space="preserve"> in the Apartment in working order.  Tenant will be responsible for battery replacement and will test the detector(s) periodically and will notify the Landlord of any mechanical failure.  </w:t>
+      </w:r>
+      <w:proofErr w:type="gramStart"/>
+      <w:r>
+        <w:rPr>
+          <w:rFonts w:ascii="Times New Roman" w:eastAsia="Times New Roman" w:hAnsi="Times New Roman" w:cs="Times New Roman"/>
+          <w:color w:val="000000"/>
+          <w:sz w:val="24"/>
+          <w:szCs w:val="24"/>
+        </w:rPr>
+        <w:t>Tenant</w:t>
+      </w:r>
+      <w:proofErr w:type="gramEnd"/>
+      <w:r>
+        <w:rPr>
+          <w:rFonts w:ascii="Times New Roman" w:eastAsia="Times New Roman" w:hAnsi="Times New Roman" w:cs="Times New Roman"/>
+          <w:color w:val="000000"/>
+          <w:sz w:val="24"/>
+          <w:szCs w:val="24"/>
+        </w:rPr>
+        <w:t xml:space="preserve"> may not remove or render a smoke detector inoperative.  </w:t>
       </w:r>
     </w:p>
     <w:p>
@@ -4390,7 +5590,67 @@
           <w:sz w:val="24"/>
           <w:szCs w:val="24"/>
         </w:rPr>
-        <w:t xml:space="preserve">.  Tenant acknowledges there is/are carbon monoxide detector(s) in the Apartment in working order.  Tenant will be responsible for battery replacement and will test the detector(s) periodically and will notify the Landlord, of any mechanical failure.  Tenant may not remove or render a carbon monoxide detector inoperative.  </w:t>
+        <w:t xml:space="preserve">.  </w:t>
+      </w:r>
+      <w:proofErr w:type="gramStart"/>
+      <w:r>
+        <w:rPr>
+          <w:rFonts w:ascii="Times New Roman" w:eastAsia="Times New Roman" w:hAnsi="Times New Roman" w:cs="Times New Roman"/>
+          <w:color w:val="000000"/>
+          <w:sz w:val="24"/>
+          <w:szCs w:val="24"/>
+        </w:rPr>
+        <w:t>Tenant acknowledges</w:t>
+      </w:r>
+      <w:proofErr w:type="gramEnd"/>
+      <w:r>
+        <w:rPr>
+          <w:rFonts w:ascii="Times New Roman" w:eastAsia="Times New Roman" w:hAnsi="Times New Roman" w:cs="Times New Roman"/>
+          <w:color w:val="000000"/>
+          <w:sz w:val="24"/>
+          <w:szCs w:val="24"/>
+        </w:rPr>
+        <w:t xml:space="preserve"> there is/are carbon monoxide </w:t>
+      </w:r>
+      <w:proofErr w:type="gramStart"/>
+      <w:r>
+        <w:rPr>
+          <w:rFonts w:ascii="Times New Roman" w:eastAsia="Times New Roman" w:hAnsi="Times New Roman" w:cs="Times New Roman"/>
+          <w:color w:val="000000"/>
+          <w:sz w:val="24"/>
+          <w:szCs w:val="24"/>
+        </w:rPr>
+        <w:t>detector(s)</w:t>
+      </w:r>
+      <w:proofErr w:type="gramEnd"/>
+      <w:r>
+        <w:rPr>
+          <w:rFonts w:ascii="Times New Roman" w:eastAsia="Times New Roman" w:hAnsi="Times New Roman" w:cs="Times New Roman"/>
+          <w:color w:val="000000"/>
+          <w:sz w:val="24"/>
+          <w:szCs w:val="24"/>
+        </w:rPr>
+        <w:t xml:space="preserve"> in the Apartment in working order.  Tenant will be responsible for battery replacement and will test the detector(s) periodically and will notify the Landlord, of any mechanical failure.  </w:t>
+      </w:r>
+      <w:proofErr w:type="gramStart"/>
+      <w:r>
+        <w:rPr>
+          <w:rFonts w:ascii="Times New Roman" w:eastAsia="Times New Roman" w:hAnsi="Times New Roman" w:cs="Times New Roman"/>
+          <w:color w:val="000000"/>
+          <w:sz w:val="24"/>
+          <w:szCs w:val="24"/>
+        </w:rPr>
+        <w:t>Tenant</w:t>
+      </w:r>
+      <w:proofErr w:type="gramEnd"/>
+      <w:r>
+        <w:rPr>
+          <w:rFonts w:ascii="Times New Roman" w:eastAsia="Times New Roman" w:hAnsi="Times New Roman" w:cs="Times New Roman"/>
+          <w:color w:val="000000"/>
+          <w:sz w:val="24"/>
+          <w:szCs w:val="24"/>
+        </w:rPr>
+        <w:t xml:space="preserve"> may not remove or render a carbon monoxide detector inoperative.  </w:t>
       </w:r>
     </w:p>
     <w:p>
@@ -4504,7 +5764,27 @@
           <w:sz w:val="24"/>
           <w:szCs w:val="24"/>
         </w:rPr>
-        <w:t xml:space="preserve">  Tenant is responsible for payment of any fines and penalties imposed by any governmental authority due to failure to comply with this obligation.  </w:t>
+        <w:t xml:space="preserve">  </w:t>
+      </w:r>
+      <w:proofErr w:type="gramStart"/>
+      <w:r>
+        <w:rPr>
+          <w:rFonts w:ascii="Times New Roman" w:eastAsia="Times New Roman" w:hAnsi="Times New Roman" w:cs="Times New Roman"/>
+          <w:color w:val="000000"/>
+          <w:sz w:val="24"/>
+          <w:szCs w:val="24"/>
+        </w:rPr>
+        <w:t>Tenant is</w:t>
+      </w:r>
+      <w:proofErr w:type="gramEnd"/>
+      <w:r>
+        <w:rPr>
+          <w:rFonts w:ascii="Times New Roman" w:eastAsia="Times New Roman" w:hAnsi="Times New Roman" w:cs="Times New Roman"/>
+          <w:color w:val="000000"/>
+          <w:sz w:val="24"/>
+          <w:szCs w:val="24"/>
+        </w:rPr>
+        <w:t xml:space="preserve"> responsible for payment of any fines and penalties imposed by any governmental authority due to failure to comply with this obligation.  </w:t>
       </w:r>
     </w:p>
     <w:p>
@@ -4598,7 +5878,47 @@
           <w:sz w:val="24"/>
           <w:szCs w:val="24"/>
         </w:rPr>
-        <w:t>rent for the period the unit is damaged whether or not the unit is habitable.</w:t>
+        <w:t xml:space="preserve">rent for the </w:t>
+      </w:r>
+      <w:proofErr w:type="gramStart"/>
+      <w:r>
+        <w:rPr>
+          <w:rFonts w:ascii="Times New Roman" w:eastAsia="Times New Roman" w:hAnsi="Times New Roman" w:cs="Times New Roman"/>
+          <w:color w:val="000000"/>
+          <w:sz w:val="24"/>
+          <w:szCs w:val="24"/>
+        </w:rPr>
+        <w:t>period</w:t>
+      </w:r>
+      <w:proofErr w:type="gramEnd"/>
+      <w:r>
+        <w:rPr>
+          <w:rFonts w:ascii="Times New Roman" w:eastAsia="Times New Roman" w:hAnsi="Times New Roman" w:cs="Times New Roman"/>
+          <w:color w:val="000000"/>
+          <w:sz w:val="24"/>
+          <w:szCs w:val="24"/>
+        </w:rPr>
+        <w:t xml:space="preserve"> the unit is damaged </w:t>
+      </w:r>
+      <w:proofErr w:type="gramStart"/>
+      <w:r>
+        <w:rPr>
+          <w:rFonts w:ascii="Times New Roman" w:eastAsia="Times New Roman" w:hAnsi="Times New Roman" w:cs="Times New Roman"/>
+          <w:color w:val="000000"/>
+          <w:sz w:val="24"/>
+          <w:szCs w:val="24"/>
+        </w:rPr>
+        <w:t>whether or not</w:t>
+      </w:r>
+      <w:proofErr w:type="gramEnd"/>
+      <w:r>
+        <w:rPr>
+          <w:rFonts w:ascii="Times New Roman" w:eastAsia="Times New Roman" w:hAnsi="Times New Roman" w:cs="Times New Roman"/>
+          <w:color w:val="000000"/>
+          <w:sz w:val="24"/>
+          <w:szCs w:val="24"/>
+        </w:rPr>
+        <w:t xml:space="preserve"> the unit is habitable.</w:t>
       </w:r>
     </w:p>
     <w:p>
@@ -4722,8 +6042,19 @@
           <w:sz w:val="24"/>
           <w:szCs w:val="24"/>
         </w:rPr>
-        <w:t>change or remove any part of the appliances, fixtures or equipment in the unit;</w:t>
-      </w:r>
+        <w:t xml:space="preserve">change or remove any part of the appliances, fixtures or equipment in the </w:t>
+      </w:r>
+      <w:proofErr w:type="gramStart"/>
+      <w:r>
+        <w:rPr>
+          <w:rFonts w:ascii="Times New Roman" w:eastAsia="Times New Roman" w:hAnsi="Times New Roman" w:cs="Times New Roman"/>
+          <w:color w:val="000000"/>
+          <w:sz w:val="24"/>
+          <w:szCs w:val="24"/>
+        </w:rPr>
+        <w:t>unit;</w:t>
+      </w:r>
+      <w:proofErr w:type="gramEnd"/>
     </w:p>
     <w:p>
       <w:pPr>
@@ -4746,8 +6077,39 @@
           <w:sz w:val="24"/>
           <w:szCs w:val="24"/>
         </w:rPr>
-        <w:t>install wall paper or contact paper in the unit;</w:t>
-      </w:r>
+        <w:t xml:space="preserve">install </w:t>
+      </w:r>
+      <w:proofErr w:type="gramStart"/>
+      <w:r>
+        <w:rPr>
+          <w:rFonts w:ascii="Times New Roman" w:eastAsia="Times New Roman" w:hAnsi="Times New Roman" w:cs="Times New Roman"/>
+          <w:color w:val="000000"/>
+          <w:sz w:val="24"/>
+          <w:szCs w:val="24"/>
+        </w:rPr>
+        <w:t>wall paper</w:t>
+      </w:r>
+      <w:proofErr w:type="gramEnd"/>
+      <w:r>
+        <w:rPr>
+          <w:rFonts w:ascii="Times New Roman" w:eastAsia="Times New Roman" w:hAnsi="Times New Roman" w:cs="Times New Roman"/>
+          <w:color w:val="000000"/>
+          <w:sz w:val="24"/>
+          <w:szCs w:val="24"/>
+        </w:rPr>
+        <w:t xml:space="preserve"> or contact paper in the </w:t>
+      </w:r>
+      <w:proofErr w:type="gramStart"/>
+      <w:r>
+        <w:rPr>
+          <w:rFonts w:ascii="Times New Roman" w:eastAsia="Times New Roman" w:hAnsi="Times New Roman" w:cs="Times New Roman"/>
+          <w:color w:val="000000"/>
+          <w:sz w:val="24"/>
+          <w:szCs w:val="24"/>
+        </w:rPr>
+        <w:t>unit;</w:t>
+      </w:r>
+      <w:proofErr w:type="gramEnd"/>
     </w:p>
     <w:p>
       <w:pPr>
@@ -4770,8 +6132,19 @@
           <w:sz w:val="24"/>
           <w:szCs w:val="24"/>
         </w:rPr>
-        <w:t>attach awnings or window guards in the unit;</w:t>
-      </w:r>
+        <w:t xml:space="preserve">attach awnings or window guards in the </w:t>
+      </w:r>
+      <w:proofErr w:type="gramStart"/>
+      <w:r>
+        <w:rPr>
+          <w:rFonts w:ascii="Times New Roman" w:eastAsia="Times New Roman" w:hAnsi="Times New Roman" w:cs="Times New Roman"/>
+          <w:color w:val="000000"/>
+          <w:sz w:val="24"/>
+          <w:szCs w:val="24"/>
+        </w:rPr>
+        <w:t>unit;</w:t>
+      </w:r>
+      <w:proofErr w:type="gramEnd"/>
     </w:p>
     <w:p>
       <w:pPr>
@@ -4794,8 +6167,19 @@
           <w:sz w:val="24"/>
           <w:szCs w:val="24"/>
         </w:rPr>
-        <w:t>attach or place any fixtures signs or fences on the buildings, the common areas, or the project grounds;</w:t>
-      </w:r>
+        <w:t xml:space="preserve">attach or place any fixtures signs or fences on the buildings, the common areas, or the project </w:t>
+      </w:r>
+      <w:proofErr w:type="gramStart"/>
+      <w:r>
+        <w:rPr>
+          <w:rFonts w:ascii="Times New Roman" w:eastAsia="Times New Roman" w:hAnsi="Times New Roman" w:cs="Times New Roman"/>
+          <w:color w:val="000000"/>
+          <w:sz w:val="24"/>
+          <w:szCs w:val="24"/>
+        </w:rPr>
+        <w:t>grounds;</w:t>
+      </w:r>
+      <w:proofErr w:type="gramEnd"/>
     </w:p>
     <w:p>
       <w:pPr>
@@ -4818,8 +6202,19 @@
           <w:sz w:val="24"/>
           <w:szCs w:val="24"/>
         </w:rPr>
-        <w:t>attach any shelves, screen doors, or other improvements in the unit;</w:t>
-      </w:r>
+        <w:t xml:space="preserve">attach any shelves, screen doors, or other improvements in the </w:t>
+      </w:r>
+      <w:proofErr w:type="gramStart"/>
+      <w:r>
+        <w:rPr>
+          <w:rFonts w:ascii="Times New Roman" w:eastAsia="Times New Roman" w:hAnsi="Times New Roman" w:cs="Times New Roman"/>
+          <w:color w:val="000000"/>
+          <w:sz w:val="24"/>
+          <w:szCs w:val="24"/>
+        </w:rPr>
+        <w:t>unit;</w:t>
+      </w:r>
+      <w:proofErr w:type="gramEnd"/>
     </w:p>
     <w:p>
       <w:pPr>
@@ -4842,8 +6237,19 @@
           <w:sz w:val="24"/>
           <w:szCs w:val="24"/>
         </w:rPr>
-        <w:t>place any aerials, antennas or other electrical connections on the unit;</w:t>
-      </w:r>
+        <w:t xml:space="preserve">place any aerials, antennas or other electrical connections on the </w:t>
+      </w:r>
+      <w:proofErr w:type="gramStart"/>
+      <w:r>
+        <w:rPr>
+          <w:rFonts w:ascii="Times New Roman" w:eastAsia="Times New Roman" w:hAnsi="Times New Roman" w:cs="Times New Roman"/>
+          <w:color w:val="000000"/>
+          <w:sz w:val="24"/>
+          <w:szCs w:val="24"/>
+        </w:rPr>
+        <w:t>unit;</w:t>
+      </w:r>
+      <w:proofErr w:type="gramEnd"/>
     </w:p>
     <w:p>
       <w:pPr>
@@ -4960,8 +6366,19 @@
           <w:sz w:val="24"/>
           <w:szCs w:val="24"/>
         </w:rPr>
-        <w:t>sublet or assign the unit, or any part of the unit;</w:t>
-      </w:r>
+        <w:t xml:space="preserve">sublet or assign the unit, or any part of the </w:t>
+      </w:r>
+      <w:proofErr w:type="gramStart"/>
+      <w:r>
+        <w:rPr>
+          <w:rFonts w:ascii="Times New Roman" w:eastAsia="Times New Roman" w:hAnsi="Times New Roman" w:cs="Times New Roman"/>
+          <w:color w:val="000000"/>
+          <w:sz w:val="24"/>
+          <w:szCs w:val="24"/>
+        </w:rPr>
+        <w:t>unit;</w:t>
+      </w:r>
+      <w:proofErr w:type="gramEnd"/>
     </w:p>
     <w:p>
       <w:pPr>
@@ -4984,8 +6401,19 @@
           <w:sz w:val="24"/>
           <w:szCs w:val="24"/>
         </w:rPr>
-        <w:t>use the unit for unlawful purposes;</w:t>
-      </w:r>
+        <w:t xml:space="preserve">use the unit for unlawful </w:t>
+      </w:r>
+      <w:proofErr w:type="gramStart"/>
+      <w:r>
+        <w:rPr>
+          <w:rFonts w:ascii="Times New Roman" w:eastAsia="Times New Roman" w:hAnsi="Times New Roman" w:cs="Times New Roman"/>
+          <w:color w:val="000000"/>
+          <w:sz w:val="24"/>
+          <w:szCs w:val="24"/>
+        </w:rPr>
+        <w:t>purposes;</w:t>
+      </w:r>
+      <w:proofErr w:type="gramEnd"/>
     </w:p>
     <w:p>
       <w:pPr>
@@ -5008,8 +6436,19 @@
           <w:sz w:val="24"/>
           <w:szCs w:val="24"/>
         </w:rPr>
-        <w:t>engage in or permit unlawful activities in the unit, in the common areas or on the project grounds;</w:t>
-      </w:r>
+        <w:t xml:space="preserve">engage in or permit unlawful activities in the unit, in the common areas or on the project </w:t>
+      </w:r>
+      <w:proofErr w:type="gramStart"/>
+      <w:r>
+        <w:rPr>
+          <w:rFonts w:ascii="Times New Roman" w:eastAsia="Times New Roman" w:hAnsi="Times New Roman" w:cs="Times New Roman"/>
+          <w:color w:val="000000"/>
+          <w:sz w:val="24"/>
+          <w:szCs w:val="24"/>
+        </w:rPr>
+        <w:t>grounds;</w:t>
+      </w:r>
+      <w:proofErr w:type="gramEnd"/>
     </w:p>
     <w:p>
       <w:pPr>
@@ -5032,8 +6471,19 @@
           <w:sz w:val="24"/>
           <w:szCs w:val="24"/>
         </w:rPr>
-        <w:t>conduct any form of commercial business on demised premises or park any commercial vehicle or work truck in any parking area;</w:t>
-      </w:r>
+        <w:t xml:space="preserve">conduct any form of commercial business on demised premises or park any commercial vehicle or work truck in any parking </w:t>
+      </w:r>
+      <w:proofErr w:type="gramStart"/>
+      <w:r>
+        <w:rPr>
+          <w:rFonts w:ascii="Times New Roman" w:eastAsia="Times New Roman" w:hAnsi="Times New Roman" w:cs="Times New Roman"/>
+          <w:color w:val="000000"/>
+          <w:sz w:val="24"/>
+          <w:szCs w:val="24"/>
+        </w:rPr>
+        <w:t>area;</w:t>
+      </w:r>
+      <w:proofErr w:type="gramEnd"/>
     </w:p>
     <w:p>
       <w:pPr>
@@ -5082,8 +6532,39 @@
           <w:sz w:val="24"/>
           <w:szCs w:val="24"/>
         </w:rPr>
-        <w:t>make or permit any disturbing noises in the unit by himself, his family, friends or employees; nor do or permit anything to be done by such persons that will interfere with the rights, comforts or conveniences of other Tenants;</w:t>
-      </w:r>
+        <w:t xml:space="preserve">make or permit any disturbing noises in the unit by himself, his family, friends or employees; nor do or permit anything to be done by such </w:t>
+      </w:r>
+      <w:proofErr w:type="gramStart"/>
+      <w:r>
+        <w:rPr>
+          <w:rFonts w:ascii="Times New Roman" w:eastAsia="Times New Roman" w:hAnsi="Times New Roman" w:cs="Times New Roman"/>
+          <w:color w:val="000000"/>
+          <w:sz w:val="24"/>
+          <w:szCs w:val="24"/>
+        </w:rPr>
+        <w:t>persons</w:t>
+      </w:r>
+      <w:proofErr w:type="gramEnd"/>
+      <w:r>
+        <w:rPr>
+          <w:rFonts w:ascii="Times New Roman" w:eastAsia="Times New Roman" w:hAnsi="Times New Roman" w:cs="Times New Roman"/>
+          <w:color w:val="000000"/>
+          <w:sz w:val="24"/>
+          <w:szCs w:val="24"/>
+        </w:rPr>
+        <w:t xml:space="preserve"> that will interfere with the rights, comforts or conveniences of other </w:t>
+      </w:r>
+      <w:proofErr w:type="gramStart"/>
+      <w:r>
+        <w:rPr>
+          <w:rFonts w:ascii="Times New Roman" w:eastAsia="Times New Roman" w:hAnsi="Times New Roman" w:cs="Times New Roman"/>
+          <w:color w:val="000000"/>
+          <w:sz w:val="24"/>
+          <w:szCs w:val="24"/>
+        </w:rPr>
+        <w:t>Tenants;</w:t>
+      </w:r>
+      <w:proofErr w:type="gramEnd"/>
     </w:p>
     <w:p>
       <w:pPr>
@@ -5106,8 +6587,19 @@
           <w:sz w:val="24"/>
           <w:szCs w:val="24"/>
         </w:rPr>
-        <w:t>play upon or allow to be played upon any musical instrument, radio or television in the demised premises if the same shall disturb or annoy the occupants of the building;</w:t>
-      </w:r>
+        <w:t xml:space="preserve">play upon or allow to be played upon any musical instrument, radio or television in the demised premises if the same shall disturb or annoy the occupants of the </w:t>
+      </w:r>
+      <w:proofErr w:type="gramStart"/>
+      <w:r>
+        <w:rPr>
+          <w:rFonts w:ascii="Times New Roman" w:eastAsia="Times New Roman" w:hAnsi="Times New Roman" w:cs="Times New Roman"/>
+          <w:color w:val="000000"/>
+          <w:sz w:val="24"/>
+          <w:szCs w:val="24"/>
+        </w:rPr>
+        <w:t>building;</w:t>
+      </w:r>
+      <w:proofErr w:type="gramEnd"/>
     </w:p>
     <w:p>
       <w:pPr>
@@ -5130,8 +6622,39 @@
           <w:sz w:val="24"/>
           <w:szCs w:val="24"/>
         </w:rPr>
-        <w:t>encumber nor obstruct the sidewalks, driveways, yards, entrances, hallways, and stairs, and shall keep and maintain same in a clean condition, free from debris, trash and refuse, and use same only f or going into and going out of the respective apartment;</w:t>
-      </w:r>
+        <w:t xml:space="preserve">encumber nor obstruct the sidewalks, driveways, yards, entrances, hallways, and stairs, and shall keep and maintain same in a clean condition, free from debris, trash and refuse, and use same only f </w:t>
+      </w:r>
+      <w:proofErr w:type="gramStart"/>
+      <w:r>
+        <w:rPr>
+          <w:rFonts w:ascii="Times New Roman" w:eastAsia="Times New Roman" w:hAnsi="Times New Roman" w:cs="Times New Roman"/>
+          <w:color w:val="000000"/>
+          <w:sz w:val="24"/>
+          <w:szCs w:val="24"/>
+        </w:rPr>
+        <w:t>or</w:t>
+      </w:r>
+      <w:proofErr w:type="gramEnd"/>
+      <w:r>
+        <w:rPr>
+          <w:rFonts w:ascii="Times New Roman" w:eastAsia="Times New Roman" w:hAnsi="Times New Roman" w:cs="Times New Roman"/>
+          <w:color w:val="000000"/>
+          <w:sz w:val="24"/>
+          <w:szCs w:val="24"/>
+        </w:rPr>
+        <w:t xml:space="preserve"> going into and going out of the respective </w:t>
+      </w:r>
+      <w:proofErr w:type="gramStart"/>
+      <w:r>
+        <w:rPr>
+          <w:rFonts w:ascii="Times New Roman" w:eastAsia="Times New Roman" w:hAnsi="Times New Roman" w:cs="Times New Roman"/>
+          <w:color w:val="000000"/>
+          <w:sz w:val="24"/>
+          <w:szCs w:val="24"/>
+        </w:rPr>
+        <w:t>apartment;</w:t>
+      </w:r>
+      <w:proofErr w:type="gramEnd"/>
     </w:p>
     <w:p>
       <w:pPr>
@@ -5154,8 +6677,19 @@
           <w:sz w:val="24"/>
           <w:szCs w:val="24"/>
         </w:rPr>
-        <w:t>leave baby carriages, bicycles or other wheeled objects in the halls, passageways, yards or grounds of the building;</w:t>
-      </w:r>
+        <w:t xml:space="preserve">leave baby carriages, bicycles or other wheeled objects in the halls, passageways, yards or grounds of the </w:t>
+      </w:r>
+      <w:proofErr w:type="gramStart"/>
+      <w:r>
+        <w:rPr>
+          <w:rFonts w:ascii="Times New Roman" w:eastAsia="Times New Roman" w:hAnsi="Times New Roman" w:cs="Times New Roman"/>
+          <w:color w:val="000000"/>
+          <w:sz w:val="24"/>
+          <w:szCs w:val="24"/>
+        </w:rPr>
+        <w:t>building;</w:t>
+      </w:r>
+      <w:proofErr w:type="gramEnd"/>
     </w:p>
     <w:p>
       <w:pPr>
@@ -5178,8 +6712,19 @@
           <w:sz w:val="24"/>
           <w:szCs w:val="24"/>
         </w:rPr>
-        <w:t>place any object so that it shall project out of any window;</w:t>
-      </w:r>
+        <w:t xml:space="preserve">place any object so that it shall project out of any </w:t>
+      </w:r>
+      <w:proofErr w:type="gramStart"/>
+      <w:r>
+        <w:rPr>
+          <w:rFonts w:ascii="Times New Roman" w:eastAsia="Times New Roman" w:hAnsi="Times New Roman" w:cs="Times New Roman"/>
+          <w:color w:val="000000"/>
+          <w:sz w:val="24"/>
+          <w:szCs w:val="24"/>
+        </w:rPr>
+        <w:t>window;</w:t>
+      </w:r>
+      <w:proofErr w:type="gramEnd"/>
     </w:p>
     <w:p>
       <w:pPr>
@@ -5203,8 +6748,19 @@
           <w:szCs w:val="24"/>
         </w:rPr>
         <w:lastRenderedPageBreak/>
-        <w:t>permit the plumbing facilities, toilets, or other water apparatus to be used for any other purpose other than those for which they were constructed, nor shall any sweepings, rubbish, rags nor any other improper articles be placed into same;</w:t>
-      </w:r>
+        <w:t xml:space="preserve">permit the plumbing facilities, toilets, or other water apparatus to be used for any other purpose other than those for which they were constructed, nor shall any sweepings, rubbish, rags nor any other improper articles be placed into </w:t>
+      </w:r>
+      <w:proofErr w:type="gramStart"/>
+      <w:r>
+        <w:rPr>
+          <w:rFonts w:ascii="Times New Roman" w:eastAsia="Times New Roman" w:hAnsi="Times New Roman" w:cs="Times New Roman"/>
+          <w:color w:val="000000"/>
+          <w:sz w:val="24"/>
+          <w:szCs w:val="24"/>
+        </w:rPr>
+        <w:t>same;</w:t>
+      </w:r>
+      <w:proofErr w:type="gramEnd"/>
     </w:p>
     <w:p>
       <w:pPr>
@@ -5227,8 +6783,19 @@
           <w:sz w:val="24"/>
           <w:szCs w:val="24"/>
         </w:rPr>
-        <w:t>waste any utility furnished by Landlord;</w:t>
-      </w:r>
+        <w:t xml:space="preserve">waste any utility furnished by </w:t>
+      </w:r>
+      <w:proofErr w:type="gramStart"/>
+      <w:r>
+        <w:rPr>
+          <w:rFonts w:ascii="Times New Roman" w:eastAsia="Times New Roman" w:hAnsi="Times New Roman" w:cs="Times New Roman"/>
+          <w:color w:val="000000"/>
+          <w:sz w:val="24"/>
+          <w:szCs w:val="24"/>
+        </w:rPr>
+        <w:t>Landlord;</w:t>
+      </w:r>
+      <w:proofErr w:type="gramEnd"/>
     </w:p>
     <w:p>
       <w:pPr>
@@ -5251,8 +6818,19 @@
           <w:sz w:val="24"/>
           <w:szCs w:val="24"/>
         </w:rPr>
-        <w:t>do anything or permit anything to be done which will increase the rate of any insurance of the building;</w:t>
-      </w:r>
+        <w:t xml:space="preserve">do anything or permit anything to be done which will increase the rate of any insurance of the </w:t>
+      </w:r>
+      <w:proofErr w:type="gramStart"/>
+      <w:r>
+        <w:rPr>
+          <w:rFonts w:ascii="Times New Roman" w:eastAsia="Times New Roman" w:hAnsi="Times New Roman" w:cs="Times New Roman"/>
+          <w:color w:val="000000"/>
+          <w:sz w:val="24"/>
+          <w:szCs w:val="24"/>
+        </w:rPr>
+        <w:t>building;</w:t>
+      </w:r>
+      <w:proofErr w:type="gramEnd"/>
     </w:p>
     <w:p>
       <w:pPr>
@@ -5275,8 +6853,19 @@
           <w:sz w:val="24"/>
           <w:szCs w:val="24"/>
         </w:rPr>
-        <w:t>keep in the apartment any explosives or volatile or inflammable materials; or keep the apartment in an unclean or unsanitary condition;</w:t>
-      </w:r>
+        <w:t xml:space="preserve">keep in the apartment any explosives or volatile or inflammable materials; or keep the apartment in an unclean or unsanitary </w:t>
+      </w:r>
+      <w:proofErr w:type="gramStart"/>
+      <w:r>
+        <w:rPr>
+          <w:rFonts w:ascii="Times New Roman" w:eastAsia="Times New Roman" w:hAnsi="Times New Roman" w:cs="Times New Roman"/>
+          <w:color w:val="000000"/>
+          <w:sz w:val="24"/>
+          <w:szCs w:val="24"/>
+        </w:rPr>
+        <w:t>condition;</w:t>
+      </w:r>
+      <w:proofErr w:type="gramEnd"/>
     </w:p>
     <w:p>
       <w:pPr>
@@ -5299,8 +6888,19 @@
           <w:sz w:val="24"/>
           <w:szCs w:val="24"/>
         </w:rPr>
-        <w:t>fail to permit Landlord to exhibit the apartment to any other person or persons during the hours of 9 a.m. and 8 p.m. with one hour notification by Landlord or intent to do so after tenant gives notice of their intent to vacate;</w:t>
-      </w:r>
+        <w:t xml:space="preserve">fail to permit Landlord to exhibit the apartment to any other person or persons during the hours of 9 a.m. and 8 p.m. with one hour notification by Landlord or intent to do so after tenant gives notice of their intent to </w:t>
+      </w:r>
+      <w:proofErr w:type="gramStart"/>
+      <w:r>
+        <w:rPr>
+          <w:rFonts w:ascii="Times New Roman" w:eastAsia="Times New Roman" w:hAnsi="Times New Roman" w:cs="Times New Roman"/>
+          <w:color w:val="000000"/>
+          <w:sz w:val="24"/>
+          <w:szCs w:val="24"/>
+        </w:rPr>
+        <w:t>vacate;</w:t>
+      </w:r>
+      <w:proofErr w:type="gramEnd"/>
     </w:p>
     <w:p>
       <w:pPr>
@@ -5323,8 +6923,19 @@
           <w:sz w:val="24"/>
           <w:szCs w:val="24"/>
         </w:rPr>
-        <w:t>fail to permit reasonable entry to the apartment at reasonable hours to permit inspection to make repairs, with entry at any hour in case of emergency;</w:t>
-      </w:r>
+        <w:t xml:space="preserve">fail to permit reasonable entry to the apartment at reasonable hours to permit inspection to make repairs, with entry at any hour in case of </w:t>
+      </w:r>
+      <w:proofErr w:type="gramStart"/>
+      <w:r>
+        <w:rPr>
+          <w:rFonts w:ascii="Times New Roman" w:eastAsia="Times New Roman" w:hAnsi="Times New Roman" w:cs="Times New Roman"/>
+          <w:color w:val="000000"/>
+          <w:sz w:val="24"/>
+          <w:szCs w:val="24"/>
+        </w:rPr>
+        <w:t>emergency;</w:t>
+      </w:r>
+      <w:proofErr w:type="gramEnd"/>
     </w:p>
     <w:p>
       <w:pPr>
@@ -5347,8 +6958,19 @@
           <w:sz w:val="24"/>
           <w:szCs w:val="24"/>
         </w:rPr>
-        <w:t>change any locks to any door without prior written consent of Landlord or give keys to the apartment or front door to anyone other than those occupying the apartment;</w:t>
-      </w:r>
+        <w:t xml:space="preserve">change any locks to any door without prior written consent of Landlord or give keys to the apartment or front door to anyone other than those occupying the </w:t>
+      </w:r>
+      <w:proofErr w:type="gramStart"/>
+      <w:r>
+        <w:rPr>
+          <w:rFonts w:ascii="Times New Roman" w:eastAsia="Times New Roman" w:hAnsi="Times New Roman" w:cs="Times New Roman"/>
+          <w:color w:val="000000"/>
+          <w:sz w:val="24"/>
+          <w:szCs w:val="24"/>
+        </w:rPr>
+        <w:t>apartment;</w:t>
+      </w:r>
+      <w:proofErr w:type="gramEnd"/>
     </w:p>
     <w:p>
       <w:pPr>
@@ -5371,8 +6993,39 @@
           <w:sz w:val="24"/>
           <w:szCs w:val="24"/>
         </w:rPr>
-        <w:t>maintain a water bed or water filled furniture in the apartment without prior consent of Landlord;</w:t>
-      </w:r>
+        <w:t xml:space="preserve">maintain a </w:t>
+      </w:r>
+      <w:proofErr w:type="gramStart"/>
+      <w:r>
+        <w:rPr>
+          <w:rFonts w:ascii="Times New Roman" w:eastAsia="Times New Roman" w:hAnsi="Times New Roman" w:cs="Times New Roman"/>
+          <w:color w:val="000000"/>
+          <w:sz w:val="24"/>
+          <w:szCs w:val="24"/>
+        </w:rPr>
+        <w:t>water bed</w:t>
+      </w:r>
+      <w:proofErr w:type="gramEnd"/>
+      <w:r>
+        <w:rPr>
+          <w:rFonts w:ascii="Times New Roman" w:eastAsia="Times New Roman" w:hAnsi="Times New Roman" w:cs="Times New Roman"/>
+          <w:color w:val="000000"/>
+          <w:sz w:val="24"/>
+          <w:szCs w:val="24"/>
+        </w:rPr>
+        <w:t xml:space="preserve"> or water filled furniture in the apartment without prior consent of </w:t>
+      </w:r>
+      <w:proofErr w:type="gramStart"/>
+      <w:r>
+        <w:rPr>
+          <w:rFonts w:ascii="Times New Roman" w:eastAsia="Times New Roman" w:hAnsi="Times New Roman" w:cs="Times New Roman"/>
+          <w:color w:val="000000"/>
+          <w:sz w:val="24"/>
+          <w:szCs w:val="24"/>
+        </w:rPr>
+        <w:t>Landlord;</w:t>
+      </w:r>
+      <w:proofErr w:type="gramEnd"/>
     </w:p>
     <w:p>
       <w:pPr>
@@ -5395,8 +7048,19 @@
           <w:sz w:val="24"/>
           <w:szCs w:val="24"/>
         </w:rPr>
-        <w:t>smoke or permit smoking in the apartment;</w:t>
-      </w:r>
+        <w:t xml:space="preserve">smoke or permit smoking in the </w:t>
+      </w:r>
+      <w:proofErr w:type="gramStart"/>
+      <w:r>
+        <w:rPr>
+          <w:rFonts w:ascii="Times New Roman" w:eastAsia="Times New Roman" w:hAnsi="Times New Roman" w:cs="Times New Roman"/>
+          <w:color w:val="000000"/>
+          <w:sz w:val="24"/>
+          <w:szCs w:val="24"/>
+        </w:rPr>
+        <w:t>apartment;</w:t>
+      </w:r>
+      <w:proofErr w:type="gramEnd"/>
     </w:p>
     <w:p>
       <w:pPr>
@@ -5419,8 +7083,19 @@
           <w:sz w:val="24"/>
           <w:szCs w:val="24"/>
         </w:rPr>
-        <w:t>have loud or large guest parties;</w:t>
-      </w:r>
+        <w:t xml:space="preserve">have loud or large guest </w:t>
+      </w:r>
+      <w:proofErr w:type="gramStart"/>
+      <w:r>
+        <w:rPr>
+          <w:rFonts w:ascii="Times New Roman" w:eastAsia="Times New Roman" w:hAnsi="Times New Roman" w:cs="Times New Roman"/>
+          <w:color w:val="000000"/>
+          <w:sz w:val="24"/>
+          <w:szCs w:val="24"/>
+        </w:rPr>
+        <w:t>parties;</w:t>
+      </w:r>
+      <w:proofErr w:type="gramEnd"/>
     </w:p>
     <w:p>
       <w:pPr>
@@ -5673,7 +7348,27 @@
           <w:sz w:val="24"/>
           <w:szCs w:val="24"/>
         </w:rPr>
-        <w:t>Eminent domain is the right of a government to take private property for public use.  Fair compensation must be paid.  If any part of the apartment or building is taken by eminent domain, either party may cancel this Lease on thirty (30) days notice to the other.  The entire payment for the taking shall belong to the Landlord.  The Tenant shall make no claim for the value of the remaining part of the Term.</w:t>
+        <w:t xml:space="preserve">Eminent domain is the right of a government to take private property for public use.  Fair compensation must be paid.  If any part of the apartment or building is taken by eminent domain, either party may cancel this Lease on thirty (30) </w:t>
+      </w:r>
+      <w:proofErr w:type="spellStart"/>
+      <w:r>
+        <w:rPr>
+          <w:rFonts w:ascii="Times New Roman" w:eastAsia="Times New Roman" w:hAnsi="Times New Roman" w:cs="Times New Roman"/>
+          <w:color w:val="000000"/>
+          <w:sz w:val="24"/>
+          <w:szCs w:val="24"/>
+        </w:rPr>
+        <w:t>days notice</w:t>
+      </w:r>
+      <w:proofErr w:type="spellEnd"/>
+      <w:r>
+        <w:rPr>
+          <w:rFonts w:ascii="Times New Roman" w:eastAsia="Times New Roman" w:hAnsi="Times New Roman" w:cs="Times New Roman"/>
+          <w:color w:val="000000"/>
+          <w:sz w:val="24"/>
+          <w:szCs w:val="24"/>
+        </w:rPr>
+        <w:t xml:space="preserve"> to the other.  The entire payment for the taking shall belong to the Landlord.  The Tenant shall make no claim for the value of the remaining part of the Term.</w:t>
       </w:r>
     </w:p>
     <w:p>
@@ -5802,7 +7497,27 @@
           <w:sz w:val="24"/>
           <w:szCs w:val="24"/>
         </w:rPr>
-        <w:t xml:space="preserve"> in the unit or premises shall be deemed conclusively to impair the physical and social environment of the unit and premises and is a substantial violation of the Tenant's obligation to use its dwelling unit "solely for residence by the family." It is also a violation of New Jersey Housing Law and subjects Tenant to eviction on 3 day's notice pursuant to N.J.S.A. 2A:18-61.1p.</w:t>
+        <w:t xml:space="preserve"> in the unit or premises shall be deemed conclusively to impair the physical and social environment of the unit and premises and is a substantial violation of the Tenant's obligation to use its dwelling unit "solely for residence by the family." It is also a violation of New Jersey Housing Law and subjects Tenant to eviction on 3 </w:t>
+      </w:r>
+      <w:proofErr w:type="spellStart"/>
+      <w:r>
+        <w:rPr>
+          <w:rFonts w:ascii="Times New Roman" w:eastAsia="Times New Roman" w:hAnsi="Times New Roman" w:cs="Times New Roman"/>
+          <w:color w:val="000000"/>
+          <w:sz w:val="24"/>
+          <w:szCs w:val="24"/>
+        </w:rPr>
+        <w:t>day's notice</w:t>
+      </w:r>
+      <w:proofErr w:type="spellEnd"/>
+      <w:r>
+        <w:rPr>
+          <w:rFonts w:ascii="Times New Roman" w:eastAsia="Times New Roman" w:hAnsi="Times New Roman" w:cs="Times New Roman"/>
+          <w:color w:val="000000"/>
+          <w:sz w:val="24"/>
+          <w:szCs w:val="24"/>
+        </w:rPr>
+        <w:t xml:space="preserve"> pursuant to N.J.S.A. 2A:18-61.1p.</w:t>
       </w:r>
     </w:p>
     <w:p>
@@ -5848,7 +7563,47 @@
           <w:sz w:val="24"/>
           <w:szCs w:val="24"/>
         </w:rPr>
-        <w:t>The Tenant has examined the apartment, including the living quarters, all facilities, furniture and appliances, and is satisfied with its present physical condition.  The Tenant agrees to maintain the property in as good condition as it is at the start of this Lease except for ordinary wear and tear.  The Tenant must pay for all repairs, replacements and damages caused by the act or neglect of the Tenant, the Tenant's household members or their visitors. The Tenant will remove all of the Tenant's property at the end of this Lease.  Any property that is left becomes the property of the Landlord and may be thrown out.  Any cost incurred by the Landlord to clean Tenant's unit may be charged to the Tenant as additional rent.</w:t>
+        <w:t xml:space="preserve">The Tenant has examined the apartment, including the living quarters, all facilities, furniture and appliances, and is satisfied with its present physical condition.  The Tenant agrees to maintain the property in as good condition as it is at the start of this Lease except for ordinary wear and tear.  The Tenant must pay for all repairs, replacements and </w:t>
+      </w:r>
+      <w:proofErr w:type="gramStart"/>
+      <w:r>
+        <w:rPr>
+          <w:rFonts w:ascii="Times New Roman" w:eastAsia="Times New Roman" w:hAnsi="Times New Roman" w:cs="Times New Roman"/>
+          <w:color w:val="000000"/>
+          <w:sz w:val="24"/>
+          <w:szCs w:val="24"/>
+        </w:rPr>
+        <w:t>damages</w:t>
+      </w:r>
+      <w:proofErr w:type="gramEnd"/>
+      <w:r>
+        <w:rPr>
+          <w:rFonts w:ascii="Times New Roman" w:eastAsia="Times New Roman" w:hAnsi="Times New Roman" w:cs="Times New Roman"/>
+          <w:color w:val="000000"/>
+          <w:sz w:val="24"/>
+          <w:szCs w:val="24"/>
+        </w:rPr>
+        <w:t xml:space="preserve"> caused by the act or neglect of the Tenant, the Tenant's household members or their visitors. The Tenant will remove </w:t>
+      </w:r>
+      <w:proofErr w:type="gramStart"/>
+      <w:r>
+        <w:rPr>
+          <w:rFonts w:ascii="Times New Roman" w:eastAsia="Times New Roman" w:hAnsi="Times New Roman" w:cs="Times New Roman"/>
+          <w:color w:val="000000"/>
+          <w:sz w:val="24"/>
+          <w:szCs w:val="24"/>
+        </w:rPr>
+        <w:t>all of</w:t>
+      </w:r>
+      <w:proofErr w:type="gramEnd"/>
+      <w:r>
+        <w:rPr>
+          <w:rFonts w:ascii="Times New Roman" w:eastAsia="Times New Roman" w:hAnsi="Times New Roman" w:cs="Times New Roman"/>
+          <w:color w:val="000000"/>
+          <w:sz w:val="24"/>
+          <w:szCs w:val="24"/>
+        </w:rPr>
+        <w:t xml:space="preserve"> the Tenant's property at the end of this Lease.  Any property that is left becomes the property of the Landlord and may be thrown out.  Any cost incurred by the Landlord to clean Tenant's unit may be charged to the Tenant as additional rent.</w:t>
       </w:r>
     </w:p>
     <w:p>
@@ -5894,7 +7649,67 @@
           <w:sz w:val="24"/>
           <w:szCs w:val="24"/>
         </w:rPr>
-        <w:t xml:space="preserve">If the Property is damaged by fire or other casualty, the Tenants will promptly notify the landlord and this lease may thereupon be terminated at the option of Landlord.   In the event the Landlord should elect to repair or reconstruct said premises and replace or repair said furnishings the Landlord will be given a reasonable time in which to make repairs.  If the Tenant is required to leave the Property, the Tenants' duty to pay rent will temporarily cease, unless the damage was caused by the Tenants' act or neglect, in which case, the Tenants will continue to pay rent.  If the Property is totally destroyed, this Lease shall come to an end and the Tenants will pay rent up to the date of destruction. If the Tenants shall have been insured against any of the casualties </w:t>
+        <w:t xml:space="preserve">If the Property is damaged by fire or other casualty, the Tenants will promptly notify the </w:t>
+      </w:r>
+      <w:proofErr w:type="gramStart"/>
+      <w:r>
+        <w:rPr>
+          <w:rFonts w:ascii="Times New Roman" w:eastAsia="Times New Roman" w:hAnsi="Times New Roman" w:cs="Times New Roman"/>
+          <w:color w:val="000000"/>
+          <w:sz w:val="24"/>
+          <w:szCs w:val="24"/>
+        </w:rPr>
+        <w:t>landlord</w:t>
+      </w:r>
+      <w:proofErr w:type="gramEnd"/>
+      <w:r>
+        <w:rPr>
+          <w:rFonts w:ascii="Times New Roman" w:eastAsia="Times New Roman" w:hAnsi="Times New Roman" w:cs="Times New Roman"/>
+          <w:color w:val="000000"/>
+          <w:sz w:val="24"/>
+          <w:szCs w:val="24"/>
+        </w:rPr>
+        <w:t xml:space="preserve"> and this lease may thereupon be terminated at the option of Landlord.   In the event the Landlord should elect to repair or reconstruct said premises and replace or repair said furnishings the Landlord will be given a reasonable time in which to make repairs.  If the Tenant is required to leave the Property, the Tenants' duty to pay rent will temporarily cease, unless the damage was caused by the Tenants' act or neglect, in which case, the Tenants will continue to pay rent.  If the Property is </w:t>
+      </w:r>
+      <w:proofErr w:type="gramStart"/>
+      <w:r>
+        <w:rPr>
+          <w:rFonts w:ascii="Times New Roman" w:eastAsia="Times New Roman" w:hAnsi="Times New Roman" w:cs="Times New Roman"/>
+          <w:color w:val="000000"/>
+          <w:sz w:val="24"/>
+          <w:szCs w:val="24"/>
+        </w:rPr>
+        <w:t>totally destroyed</w:t>
+      </w:r>
+      <w:proofErr w:type="gramEnd"/>
+      <w:r>
+        <w:rPr>
+          <w:rFonts w:ascii="Times New Roman" w:eastAsia="Times New Roman" w:hAnsi="Times New Roman" w:cs="Times New Roman"/>
+          <w:color w:val="000000"/>
+          <w:sz w:val="24"/>
+          <w:szCs w:val="24"/>
+        </w:rPr>
+        <w:t xml:space="preserve">, this Lease shall come to an </w:t>
+      </w:r>
+      <w:proofErr w:type="gramStart"/>
+      <w:r>
+        <w:rPr>
+          <w:rFonts w:ascii="Times New Roman" w:eastAsia="Times New Roman" w:hAnsi="Times New Roman" w:cs="Times New Roman"/>
+          <w:color w:val="000000"/>
+          <w:sz w:val="24"/>
+          <w:szCs w:val="24"/>
+        </w:rPr>
+        <w:t>end</w:t>
+      </w:r>
+      <w:proofErr w:type="gramEnd"/>
+      <w:r>
+        <w:rPr>
+          <w:rFonts w:ascii="Times New Roman" w:eastAsia="Times New Roman" w:hAnsi="Times New Roman" w:cs="Times New Roman"/>
+          <w:color w:val="000000"/>
+          <w:sz w:val="24"/>
+          <w:szCs w:val="24"/>
+        </w:rPr>
+        <w:t xml:space="preserve"> and the Tenants will pay rent up to the date of destruction. If the Tenants shall have been insured against any of the casualties </w:t>
       </w:r>
       <w:r>
         <w:rPr>
@@ -5949,7 +7764,27 @@
           <w:sz w:val="24"/>
           <w:szCs w:val="24"/>
         </w:rPr>
-        <w:t xml:space="preserve">  The Landlord does not give up any rights by accepting rent or by failing to enforce any terms of this Lease, at any time. Landlord's rights and remedies under this Lease are in addition to, and not instead of any other rights and remedies provided by law.  Landlord may exercise any or all of the rights and remedies provided by law, as well as those provided under this Lease.</w:t>
+        <w:t xml:space="preserve">  The Landlord does not give up any rights by accepting rent or by failing to enforce any terms of this Lease, at any time. Landlord's rights and remedies under this Lease are in addition to, and not instead of any other rights and remedies provided by law.  Landlord may exercise any or </w:t>
+      </w:r>
+      <w:proofErr w:type="gramStart"/>
+      <w:r>
+        <w:rPr>
+          <w:rFonts w:ascii="Times New Roman" w:eastAsia="Times New Roman" w:hAnsi="Times New Roman" w:cs="Times New Roman"/>
+          <w:color w:val="000000"/>
+          <w:sz w:val="24"/>
+          <w:szCs w:val="24"/>
+        </w:rPr>
+        <w:t>all of</w:t>
+      </w:r>
+      <w:proofErr w:type="gramEnd"/>
+      <w:r>
+        <w:rPr>
+          <w:rFonts w:ascii="Times New Roman" w:eastAsia="Times New Roman" w:hAnsi="Times New Roman" w:cs="Times New Roman"/>
+          <w:color w:val="000000"/>
+          <w:sz w:val="24"/>
+          <w:szCs w:val="24"/>
+        </w:rPr>
+        <w:t xml:space="preserve"> the rights and remedies provided by law, as well as those provided under this Lease.</w:t>
       </w:r>
     </w:p>
     <w:p>
@@ -6179,7 +8014,27 @@
           <w:sz w:val="24"/>
           <w:szCs w:val="24"/>
         </w:rPr>
-        <w:t>.  This agreement and its attachments, if any, make up the entire agreement between the Tenant and the Landlord. If any Court declares a particular provision of this agreement to be invalid or illegal, all other terms of this agreement will remain in effect and both the Landlord and the Tenant will continue to be bound by them.</w:t>
+        <w:t xml:space="preserve">.  This agreement and its attachments, if any, make up the entire agreement between the Tenant and the Landlord. If any Court declares a particular provision of this agreement to be invalid or illegal, all other terms of this agreement will remain in effect and both the </w:t>
+      </w:r>
+      <w:proofErr w:type="gramStart"/>
+      <w:r>
+        <w:rPr>
+          <w:rFonts w:ascii="Times New Roman" w:eastAsia="Times New Roman" w:hAnsi="Times New Roman" w:cs="Times New Roman"/>
+          <w:color w:val="000000"/>
+          <w:sz w:val="24"/>
+          <w:szCs w:val="24"/>
+        </w:rPr>
+        <w:t>Landlord</w:t>
+      </w:r>
+      <w:proofErr w:type="gramEnd"/>
+      <w:r>
+        <w:rPr>
+          <w:rFonts w:ascii="Times New Roman" w:eastAsia="Times New Roman" w:hAnsi="Times New Roman" w:cs="Times New Roman"/>
+          <w:color w:val="000000"/>
+          <w:sz w:val="24"/>
+          <w:szCs w:val="24"/>
+        </w:rPr>
+        <w:t xml:space="preserve"> and the Tenant will continue to be bound by them.</w:t>
       </w:r>
     </w:p>
     <w:p>
@@ -6225,7 +8080,27 @@
           <w:sz w:val="24"/>
           <w:szCs w:val="24"/>
         </w:rPr>
-        <w:t>Under New Jersey law, the county prosecutor determines whether and how to provide notice of the presence of convicted sex offenders in an area.  In their professional capacity, real estate licensees are not entitled to notification by the county prosecutor under Megan’s Law and are unable to obtain such information for you.  Upon closing/execution of the lease the county prosecutor may be contacted for such further information as may be disclosable to you.</w:t>
+        <w:t xml:space="preserve">Under New Jersey law, the county prosecutor determines whether and how to provide notice of the presence of convicted sex offenders in an area.  In their professional capacity, real estate </w:t>
+      </w:r>
+      <w:proofErr w:type="gramStart"/>
+      <w:r>
+        <w:rPr>
+          <w:rFonts w:ascii="Times New Roman" w:eastAsia="Times New Roman" w:hAnsi="Times New Roman" w:cs="Times New Roman"/>
+          <w:color w:val="000000"/>
+          <w:sz w:val="24"/>
+          <w:szCs w:val="24"/>
+        </w:rPr>
+        <w:t>licensees</w:t>
+      </w:r>
+      <w:proofErr w:type="gramEnd"/>
+      <w:r>
+        <w:rPr>
+          <w:rFonts w:ascii="Times New Roman" w:eastAsia="Times New Roman" w:hAnsi="Times New Roman" w:cs="Times New Roman"/>
+          <w:color w:val="000000"/>
+          <w:sz w:val="24"/>
+          <w:szCs w:val="24"/>
+        </w:rPr>
+        <w:t xml:space="preserve"> are not entitled to notification by the county prosecutor under Megan’s Law and are unable to obtain such information for you.  Upon closing/execution of the lease the county prosecutor may be contacted for such further information as may be disclosable to you.</w:t>
       </w:r>
     </w:p>
     <w:p>
@@ -6317,7 +8192,27 @@
           <w:sz w:val="24"/>
           <w:szCs w:val="24"/>
         </w:rPr>
-        <w:t xml:space="preserve">  The Tenant certifies that he/she has received a copy of this agreement and a copy of the following documents and understands these; </w:t>
+        <w:t xml:space="preserve">  The Tenant certifies that he/she has received a copy of this agreement and a copy of the following documents and understands </w:t>
+      </w:r>
+      <w:proofErr w:type="gramStart"/>
+      <w:r>
+        <w:rPr>
+          <w:rFonts w:ascii="Times New Roman" w:eastAsia="Times New Roman" w:hAnsi="Times New Roman" w:cs="Times New Roman"/>
+          <w:color w:val="000000"/>
+          <w:sz w:val="24"/>
+          <w:szCs w:val="24"/>
+        </w:rPr>
+        <w:t>these;</w:t>
+      </w:r>
+      <w:proofErr w:type="gramEnd"/>
+      <w:r>
+        <w:rPr>
+          <w:rFonts w:ascii="Times New Roman" w:eastAsia="Times New Roman" w:hAnsi="Times New Roman" w:cs="Times New Roman"/>
+          <w:color w:val="000000"/>
+          <w:sz w:val="24"/>
+          <w:szCs w:val="24"/>
+        </w:rPr>
+        <w:t xml:space="preserve"> </w:t>
       </w:r>
     </w:p>
     <w:p>
@@ -6389,7 +8284,29 @@
           <w:szCs w:val="24"/>
           <w:u w:val="single"/>
         </w:rPr>
-        <w:t>NJ Lead Pamphlet</w:t>
+        <w:t xml:space="preserve">NJ </w:t>
+      </w:r>
+      <w:proofErr w:type="gramStart"/>
+      <w:r>
+        <w:rPr>
+          <w:rFonts w:ascii="Times New Roman" w:eastAsia="Times New Roman" w:hAnsi="Times New Roman" w:cs="Times New Roman"/>
+          <w:color w:val="000000"/>
+          <w:sz w:val="24"/>
+          <w:szCs w:val="24"/>
+          <w:u w:val="single"/>
+        </w:rPr>
+        <w:t>Lead</w:t>
+      </w:r>
+      <w:proofErr w:type="gramEnd"/>
+      <w:r>
+        <w:rPr>
+          <w:rFonts w:ascii="Times New Roman" w:eastAsia="Times New Roman" w:hAnsi="Times New Roman" w:cs="Times New Roman"/>
+          <w:color w:val="000000"/>
+          <w:sz w:val="24"/>
+          <w:szCs w:val="24"/>
+          <w:u w:val="single"/>
+        </w:rPr>
+        <w:t xml:space="preserve"> Pamphlet</w:t>
       </w:r>
     </w:p>
     <w:p>
@@ -6481,7 +8398,27 @@
           <w:sz w:val="24"/>
           <w:szCs w:val="24"/>
         </w:rPr>
-        <w:t xml:space="preserve">  In the event that two (2) or more individuals shall sign this Lease Agreement as Tenant, the liability of each such individual, shall be deemed to be joint and several.  </w:t>
+        <w:t xml:space="preserve">  </w:t>
+      </w:r>
+      <w:proofErr w:type="gramStart"/>
+      <w:r>
+        <w:rPr>
+          <w:rFonts w:ascii="Times New Roman" w:eastAsia="Times New Roman" w:hAnsi="Times New Roman" w:cs="Times New Roman"/>
+          <w:color w:val="000000"/>
+          <w:sz w:val="24"/>
+          <w:szCs w:val="24"/>
+        </w:rPr>
+        <w:t>In the event that</w:t>
+      </w:r>
+      <w:proofErr w:type="gramEnd"/>
+      <w:r>
+        <w:rPr>
+          <w:rFonts w:ascii="Times New Roman" w:eastAsia="Times New Roman" w:hAnsi="Times New Roman" w:cs="Times New Roman"/>
+          <w:color w:val="000000"/>
+          <w:sz w:val="24"/>
+          <w:szCs w:val="24"/>
+        </w:rPr>
+        <w:t xml:space="preserve"> two (2) or more individuals shall sign this Lease Agreement as Tenant, the liability of each such individual, shall be deemed to be joint and several.  </w:t>
       </w:r>
     </w:p>
     <w:p>
@@ -6572,7 +8509,27 @@
           <w:sz w:val="24"/>
           <w:szCs w:val="24"/>
         </w:rPr>
-        <w:t xml:space="preserve">It is understood that there are no oral agreements between the parties hereto affecting this Lease, and this Lease supersedes and cancels any and all previous negotiations, arrangements, brochures, agreements and understandings, if any, between the parties hereto or displayed by Landlord to Tenant with respect to the subject thereof, and none thereof shall be used to interpret or construe this Lease.  This Lease is and shall be considered to be the only Lease agreement relative to the Premises between the parties hereto and their respective representatives and agents as of the date hereof.  All negotiations </w:t>
+        <w:t xml:space="preserve">It is understood that there are no oral agreements between the parties hereto affecting this Lease, and this Lease supersedes and cancels any and all previous negotiations, arrangements, brochures, agreements and understandings, if any, between the parties hereto or displayed by Landlord to Tenant with respect to the subject thereof, and none thereof shall be used to interpret or construe this Lease.  This Lease is and shall </w:t>
+      </w:r>
+      <w:proofErr w:type="gramStart"/>
+      <w:r>
+        <w:rPr>
+          <w:rFonts w:ascii="Times New Roman" w:eastAsia="Times New Roman" w:hAnsi="Times New Roman" w:cs="Times New Roman"/>
+          <w:color w:val="000000"/>
+          <w:sz w:val="24"/>
+          <w:szCs w:val="24"/>
+        </w:rPr>
+        <w:t>be considered to be</w:t>
+      </w:r>
+      <w:proofErr w:type="gramEnd"/>
+      <w:r>
+        <w:rPr>
+          <w:rFonts w:ascii="Times New Roman" w:eastAsia="Times New Roman" w:hAnsi="Times New Roman" w:cs="Times New Roman"/>
+          <w:color w:val="000000"/>
+          <w:sz w:val="24"/>
+          <w:szCs w:val="24"/>
+        </w:rPr>
+        <w:t xml:space="preserve"> the only Lease agreement relative to the Premises between the parties hereto and their respective representatives and agents as of the date hereof.  All negotiations </w:t>
       </w:r>
       <w:r>
         <w:rPr>
@@ -6582,7 +8539,47 @@
           <w:szCs w:val="24"/>
         </w:rPr>
         <w:lastRenderedPageBreak/>
-        <w:t xml:space="preserve">and oral agreements acceptable to both parties have been merged into and are included herein, and no modification of this Lease shall be effective unless the same shall be in writing and be signed by the parties hereto or, as the case may be, their respective successors or assigns.  </w:t>
+        <w:t xml:space="preserve">and oral agreements acceptable to both parties have been merged into and are included herein, and no modification of this Lease shall be effective unless the same shall be in writing and </w:t>
+      </w:r>
+      <w:proofErr w:type="gramStart"/>
+      <w:r>
+        <w:rPr>
+          <w:rFonts w:ascii="Times New Roman" w:eastAsia="Times New Roman" w:hAnsi="Times New Roman" w:cs="Times New Roman"/>
+          <w:color w:val="000000"/>
+          <w:sz w:val="24"/>
+          <w:szCs w:val="24"/>
+        </w:rPr>
+        <w:t>be</w:t>
+      </w:r>
+      <w:proofErr w:type="gramEnd"/>
+      <w:r>
+        <w:rPr>
+          <w:rFonts w:ascii="Times New Roman" w:eastAsia="Times New Roman" w:hAnsi="Times New Roman" w:cs="Times New Roman"/>
+          <w:color w:val="000000"/>
+          <w:sz w:val="24"/>
+          <w:szCs w:val="24"/>
+        </w:rPr>
+        <w:t xml:space="preserve"> signed by the parties hereto or</w:t>
+      </w:r>
+      <w:proofErr w:type="gramStart"/>
+      <w:r>
+        <w:rPr>
+          <w:rFonts w:ascii="Times New Roman" w:eastAsia="Times New Roman" w:hAnsi="Times New Roman" w:cs="Times New Roman"/>
+          <w:color w:val="000000"/>
+          <w:sz w:val="24"/>
+          <w:szCs w:val="24"/>
+        </w:rPr>
+        <w:t>, as the case may be, their</w:t>
+      </w:r>
+      <w:proofErr w:type="gramEnd"/>
+      <w:r>
+        <w:rPr>
+          <w:rFonts w:ascii="Times New Roman" w:eastAsia="Times New Roman" w:hAnsi="Times New Roman" w:cs="Times New Roman"/>
+          <w:color w:val="000000"/>
+          <w:sz w:val="24"/>
+          <w:szCs w:val="24"/>
+        </w:rPr>
+        <w:t xml:space="preserve"> respective successors or assigns.  </w:t>
       </w:r>
     </w:p>
     <w:p>
@@ -6613,7 +8610,27 @@
           <w:sz w:val="24"/>
           <w:szCs w:val="24"/>
         </w:rPr>
-        <w:t>Landlord's rights and remedies under this Lease are in addition to, and not instead of any other rights and remedies provided by law.  Landlord may exercise any or all of the rights and remedies provided by law, as well as those provided under this lease.</w:t>
+        <w:t xml:space="preserve">Landlord's rights and remedies under this Lease are in addition to, and not instead of any other rights and remedies provided by law.  Landlord may exercise any or </w:t>
+      </w:r>
+      <w:proofErr w:type="gramStart"/>
+      <w:r>
+        <w:rPr>
+          <w:rFonts w:ascii="Times New Roman" w:eastAsia="Times New Roman" w:hAnsi="Times New Roman" w:cs="Times New Roman"/>
+          <w:color w:val="000000"/>
+          <w:sz w:val="24"/>
+          <w:szCs w:val="24"/>
+        </w:rPr>
+        <w:t>all of</w:t>
+      </w:r>
+      <w:proofErr w:type="gramEnd"/>
+      <w:r>
+        <w:rPr>
+          <w:rFonts w:ascii="Times New Roman" w:eastAsia="Times New Roman" w:hAnsi="Times New Roman" w:cs="Times New Roman"/>
+          <w:color w:val="000000"/>
+          <w:sz w:val="24"/>
+          <w:szCs w:val="24"/>
+        </w:rPr>
+        <w:t xml:space="preserve"> the rights and remedies provided by law, as well as those provided under this lease.</w:t>
       </w:r>
     </w:p>
     <w:p>
@@ -6793,7 +8810,27 @@
           <w:sz w:val="24"/>
           <w:szCs w:val="24"/>
         </w:rPr>
-        <w:t xml:space="preserve">The Tenant or the Landlord may choose to have an attorney study this lease. If an attorney is consulted the attorney must complete his or her review of the Lease within a three-day period.  Theis Lease will be legally binding at the end of this three day period unless an attorney for the Tenant or the Landlord reviews or disapproves of the Lease. </w:t>
+        <w:t xml:space="preserve">The Tenant or the Landlord may choose to have an attorney study this lease. If an attorney is consulted the attorney must complete his or her review of the Lease within a three-day period.  Theis Lease will be legally binding at the end of this </w:t>
+      </w:r>
+      <w:proofErr w:type="gramStart"/>
+      <w:r>
+        <w:rPr>
+          <w:rFonts w:ascii="Times New Roman" w:eastAsia="Times New Roman" w:hAnsi="Times New Roman" w:cs="Times New Roman"/>
+          <w:color w:val="000000"/>
+          <w:sz w:val="24"/>
+          <w:szCs w:val="24"/>
+        </w:rPr>
+        <w:t>three day</w:t>
+      </w:r>
+      <w:proofErr w:type="gramEnd"/>
+      <w:r>
+        <w:rPr>
+          <w:rFonts w:ascii="Times New Roman" w:eastAsia="Times New Roman" w:hAnsi="Times New Roman" w:cs="Times New Roman"/>
+          <w:color w:val="000000"/>
+          <w:sz w:val="24"/>
+          <w:szCs w:val="24"/>
+        </w:rPr>
+        <w:t xml:space="preserve"> period unless an attorney for the Tenant or the Landlord reviews or disapproves of the Lease. </w:t>
       </w:r>
     </w:p>
     <w:p>
@@ -6830,7 +8867,27 @@
           <w:sz w:val="24"/>
           <w:szCs w:val="24"/>
         </w:rPr>
-        <w:t xml:space="preserve">The three days shall be counted from the date of delivery of the signed Lease to the Tenant.  Only weekdays shall be counted and the Tenant and the Landlord may agree in writing to extend the three-day period for attorney review. </w:t>
+        <w:t xml:space="preserve">The three days shall be counted from the date of delivery of the signed Lease to the Tenant.  Only weekdays shall be </w:t>
+      </w:r>
+      <w:proofErr w:type="gramStart"/>
+      <w:r>
+        <w:rPr>
+          <w:rFonts w:ascii="Times New Roman" w:eastAsia="Times New Roman" w:hAnsi="Times New Roman" w:cs="Times New Roman"/>
+          <w:color w:val="000000"/>
+          <w:sz w:val="24"/>
+          <w:szCs w:val="24"/>
+        </w:rPr>
+        <w:t>counted</w:t>
+      </w:r>
+      <w:proofErr w:type="gramEnd"/>
+      <w:r>
+        <w:rPr>
+          <w:rFonts w:ascii="Times New Roman" w:eastAsia="Times New Roman" w:hAnsi="Times New Roman" w:cs="Times New Roman"/>
+          <w:color w:val="000000"/>
+          <w:sz w:val="24"/>
+          <w:szCs w:val="24"/>
+        </w:rPr>
+        <w:t xml:space="preserve"> and the Tenant and the Landlord may agree in writing to extend the three-day period for attorney review. </w:t>
       </w:r>
     </w:p>
     <w:p>
@@ -6867,7 +8924,27 @@
           <w:sz w:val="24"/>
           <w:szCs w:val="24"/>
         </w:rPr>
-        <w:t xml:space="preserve">  If an attorney for the Tenant or Landlord reviews and disapproves to the Broker(s) by fax, email, personal delivery , or overnight mail with proof of delivery. Notice by overnight mail will be effective upon mailing.  The personal delivery will be effective upon delivery to the Manager’s office.  The attorney may also, but need not, inform Manager of any suggested revisions in the Lease that would make it satisfactory. </w:t>
+        <w:t xml:space="preserve">  If an attorney for the Tenant or Landlord reviews and disapproves to the Broker(s) by fax, email, personal </w:t>
+      </w:r>
+      <w:proofErr w:type="gramStart"/>
+      <w:r>
+        <w:rPr>
+          <w:rFonts w:ascii="Times New Roman" w:eastAsia="Times New Roman" w:hAnsi="Times New Roman" w:cs="Times New Roman"/>
+          <w:color w:val="000000"/>
+          <w:sz w:val="24"/>
+          <w:szCs w:val="24"/>
+        </w:rPr>
+        <w:t>delivery ,</w:t>
+      </w:r>
+      <w:proofErr w:type="gramEnd"/>
+      <w:r>
+        <w:rPr>
+          <w:rFonts w:ascii="Times New Roman" w:eastAsia="Times New Roman" w:hAnsi="Times New Roman" w:cs="Times New Roman"/>
+          <w:color w:val="000000"/>
+          <w:sz w:val="24"/>
+          <w:szCs w:val="24"/>
+        </w:rPr>
+        <w:t xml:space="preserve"> or overnight mail with proof of delivery. Notice by overnight mail will be effective upon mailing.  The personal delivery will be effective upon delivery to the Manager’s office.  The attorney may also, but need not, inform Manager of any suggested revisions in the Lease that would make it satisfactory. </w:t>
       </w:r>
     </w:p>
     <w:p>
@@ -7091,6 +9168,7 @@
         </w:rPr>
         <w:t>{</w:t>
       </w:r>
+      <w:proofErr w:type="spellStart"/>
       <w:r>
         <w:rPr>
           <w:rFonts w:ascii="Times New Roman" w:eastAsia="Times New Roman" w:hAnsi="Times New Roman" w:cs="Times New Roman"/>
@@ -7111,7 +9189,19 @@
           <w:sz w:val="24"/>
           <w:szCs w:val="24"/>
         </w:rPr>
-        <w:t>dditionalTerms}</w:t>
+        <w:t>dditionalTerms</w:t>
+      </w:r>
+      <w:proofErr w:type="spellEnd"/>
+      <w:r>
+        <w:rPr>
+          <w:rFonts w:ascii="Times New Roman" w:eastAsia="Times New Roman" w:hAnsi="Times New Roman" w:cs="Times New Roman"/>
+          <w:b/>
+          <w:bCs/>
+          <w:color w:val="000000"/>
+          <w:sz w:val="24"/>
+          <w:szCs w:val="24"/>
+        </w:rPr>
+        <w:t>}</w:t>
       </w:r>
     </w:p>
     <w:p>
@@ -7725,7 +9815,51 @@
           <w:szCs w:val="24"/>
           <w:lang w:val="fr-FR"/>
         </w:rPr>
-        <w:t>[[Tenant1_Signature]]                              [[Tenant1_Date]]</w:t>
+        <w:t>[[Tenant1_Signature</w:t>
+      </w:r>
+      <w:proofErr w:type="gramStart"/>
+      <w:r>
+        <w:rPr>
+          <w:rFonts w:ascii="Times New Roman" w:hAnsi="Times New Roman" w:cs="Times New Roman"/>
+          <w:color w:val="FFFFFF" w:themeColor="background1"/>
+          <w:sz w:val="24"/>
+          <w:szCs w:val="24"/>
+          <w:lang w:val="fr-FR"/>
+        </w:rPr>
+        <w:t xml:space="preserve">]]   </w:t>
+      </w:r>
+      <w:proofErr w:type="gramEnd"/>
+      <w:r>
+        <w:rPr>
+          <w:rFonts w:ascii="Times New Roman" w:hAnsi="Times New Roman" w:cs="Times New Roman"/>
+          <w:color w:val="FFFFFF" w:themeColor="background1"/>
+          <w:sz w:val="24"/>
+          <w:szCs w:val="24"/>
+          <w:lang w:val="fr-FR"/>
+        </w:rPr>
+        <w:t xml:space="preserve">                        </w:t>
+      </w:r>
+      <w:proofErr w:type="gramStart"/>
+      <w:r>
+        <w:rPr>
+          <w:rFonts w:ascii="Times New Roman" w:hAnsi="Times New Roman" w:cs="Times New Roman"/>
+          <w:color w:val="FFFFFF" w:themeColor="background1"/>
+          <w:sz w:val="24"/>
+          <w:szCs w:val="24"/>
+          <w:lang w:val="fr-FR"/>
+        </w:rPr>
+        <w:t xml:space="preserve">   [</w:t>
+      </w:r>
+      <w:proofErr w:type="gramEnd"/>
+      <w:r>
+        <w:rPr>
+          <w:rFonts w:ascii="Times New Roman" w:hAnsi="Times New Roman" w:cs="Times New Roman"/>
+          <w:color w:val="FFFFFF" w:themeColor="background1"/>
+          <w:sz w:val="24"/>
+          <w:szCs w:val="24"/>
+          <w:lang w:val="fr-FR"/>
+        </w:rPr>
+        <w:t>[Tenant1_Date]]</w:t>
       </w:r>
     </w:p>
     <w:p>
@@ -7809,7 +9943,51 @@
           <w:szCs w:val="24"/>
           <w:lang w:val="fr-FR"/>
         </w:rPr>
-        <w:t xml:space="preserve">{tenant1Name}                                   </w:t>
+        <w:t>{</w:t>
+      </w:r>
+      <w:proofErr w:type="gramStart"/>
+      <w:r>
+        <w:rPr>
+          <w:rFonts w:ascii="Times New Roman" w:hAnsi="Times New Roman" w:cs="Times New Roman"/>
+          <w:color w:val="000000"/>
+          <w:sz w:val="24"/>
+          <w:szCs w:val="24"/>
+          <w:lang w:val="fr-FR"/>
+        </w:rPr>
+        <w:t>tenant</w:t>
+      </w:r>
+      <w:proofErr w:type="gramEnd"/>
+      <w:r>
+        <w:rPr>
+          <w:rFonts w:ascii="Times New Roman" w:hAnsi="Times New Roman" w:cs="Times New Roman"/>
+          <w:color w:val="000000"/>
+          <w:sz w:val="24"/>
+          <w:szCs w:val="24"/>
+          <w:lang w:val="fr-FR"/>
+        </w:rPr>
+        <w:t>1</w:t>
+      </w:r>
+      <w:proofErr w:type="gramStart"/>
+      <w:r>
+        <w:rPr>
+          <w:rFonts w:ascii="Times New Roman" w:hAnsi="Times New Roman" w:cs="Times New Roman"/>
+          <w:color w:val="000000"/>
+          <w:sz w:val="24"/>
+          <w:szCs w:val="24"/>
+          <w:lang w:val="fr-FR"/>
+        </w:rPr>
+        <w:t xml:space="preserve">Name}   </w:t>
+      </w:r>
+      <w:proofErr w:type="gramEnd"/>
+      <w:r>
+        <w:rPr>
+          <w:rFonts w:ascii="Times New Roman" w:hAnsi="Times New Roman" w:cs="Times New Roman"/>
+          <w:color w:val="000000"/>
+          <w:sz w:val="24"/>
+          <w:szCs w:val="24"/>
+          <w:lang w:val="fr-FR"/>
+        </w:rPr>
+        <w:t xml:space="preserve">                                </w:t>
       </w:r>
       <w:r>
         <w:rPr>
@@ -7944,7 +10122,29 @@
           <w:szCs w:val="24"/>
           <w:lang w:val="fr-FR"/>
         </w:rPr>
-        <w:t xml:space="preserve">[[Tenant2_Signature]]                              </w:t>
+        <w:t>[[Tenant2_Signature</w:t>
+      </w:r>
+      <w:proofErr w:type="gramStart"/>
+      <w:r>
+        <w:rPr>
+          <w:rFonts w:ascii="Times New Roman" w:hAnsi="Times New Roman" w:cs="Times New Roman"/>
+          <w:color w:val="FFFFFF" w:themeColor="background1"/>
+          <w:sz w:val="24"/>
+          <w:szCs w:val="24"/>
+          <w:lang w:val="fr-FR"/>
+        </w:rPr>
+        <w:t xml:space="preserve">]]   </w:t>
+      </w:r>
+      <w:proofErr w:type="gramEnd"/>
+      <w:r>
+        <w:rPr>
+          <w:rFonts w:ascii="Times New Roman" w:hAnsi="Times New Roman" w:cs="Times New Roman"/>
+          <w:color w:val="FFFFFF" w:themeColor="background1"/>
+          <w:sz w:val="24"/>
+          <w:szCs w:val="24"/>
+          <w:lang w:val="fr-FR"/>
+        </w:rPr>
+        <w:t xml:space="preserve">                           </w:t>
       </w:r>
       <w:r>
         <w:rPr>
@@ -8048,7 +10248,51 @@
           <w:szCs w:val="24"/>
           <w:lang w:val="fr-FR"/>
         </w:rPr>
-        <w:t>{tenant2Name}                                          Date</w:t>
+        <w:t>{</w:t>
+      </w:r>
+      <w:proofErr w:type="gramStart"/>
+      <w:r>
+        <w:rPr>
+          <w:rFonts w:ascii="Times New Roman" w:hAnsi="Times New Roman" w:cs="Times New Roman"/>
+          <w:color w:val="000000"/>
+          <w:sz w:val="24"/>
+          <w:szCs w:val="24"/>
+          <w:lang w:val="fr-FR"/>
+        </w:rPr>
+        <w:t>tenant</w:t>
+      </w:r>
+      <w:proofErr w:type="gramEnd"/>
+      <w:r>
+        <w:rPr>
+          <w:rFonts w:ascii="Times New Roman" w:hAnsi="Times New Roman" w:cs="Times New Roman"/>
+          <w:color w:val="000000"/>
+          <w:sz w:val="24"/>
+          <w:szCs w:val="24"/>
+          <w:lang w:val="fr-FR"/>
+        </w:rPr>
+        <w:t>2</w:t>
+      </w:r>
+      <w:proofErr w:type="gramStart"/>
+      <w:r>
+        <w:rPr>
+          <w:rFonts w:ascii="Times New Roman" w:hAnsi="Times New Roman" w:cs="Times New Roman"/>
+          <w:color w:val="000000"/>
+          <w:sz w:val="24"/>
+          <w:szCs w:val="24"/>
+          <w:lang w:val="fr-FR"/>
+        </w:rPr>
+        <w:t xml:space="preserve">Name}   </w:t>
+      </w:r>
+      <w:proofErr w:type="gramEnd"/>
+      <w:r>
+        <w:rPr>
+          <w:rFonts w:ascii="Times New Roman" w:hAnsi="Times New Roman" w:cs="Times New Roman"/>
+          <w:color w:val="000000"/>
+          <w:sz w:val="24"/>
+          <w:szCs w:val="24"/>
+          <w:lang w:val="fr-FR"/>
+        </w:rPr>
+        <w:t xml:space="preserve">                                       Date</w:t>
       </w:r>
     </w:p>
     <w:p>
@@ -8163,7 +10407,51 @@
           <w:szCs w:val="24"/>
           <w:lang w:val="fr-FR"/>
         </w:rPr>
-        <w:t>[[Tenant3_Signature]]                               [[Tenant3_Date]]</w:t>
+        <w:t>[[Tenant3_Signature</w:t>
+      </w:r>
+      <w:proofErr w:type="gramStart"/>
+      <w:r>
+        <w:rPr>
+          <w:rFonts w:ascii="Times New Roman" w:hAnsi="Times New Roman" w:cs="Times New Roman"/>
+          <w:color w:val="FFFFFF" w:themeColor="background1"/>
+          <w:sz w:val="24"/>
+          <w:szCs w:val="24"/>
+          <w:lang w:val="fr-FR"/>
+        </w:rPr>
+        <w:t xml:space="preserve">]]   </w:t>
+      </w:r>
+      <w:proofErr w:type="gramEnd"/>
+      <w:r>
+        <w:rPr>
+          <w:rFonts w:ascii="Times New Roman" w:hAnsi="Times New Roman" w:cs="Times New Roman"/>
+          <w:color w:val="FFFFFF" w:themeColor="background1"/>
+          <w:sz w:val="24"/>
+          <w:szCs w:val="24"/>
+          <w:lang w:val="fr-FR"/>
+        </w:rPr>
+        <w:t xml:space="preserve">                         </w:t>
+      </w:r>
+      <w:proofErr w:type="gramStart"/>
+      <w:r>
+        <w:rPr>
+          <w:rFonts w:ascii="Times New Roman" w:hAnsi="Times New Roman" w:cs="Times New Roman"/>
+          <w:color w:val="FFFFFF" w:themeColor="background1"/>
+          <w:sz w:val="24"/>
+          <w:szCs w:val="24"/>
+          <w:lang w:val="fr-FR"/>
+        </w:rPr>
+        <w:t xml:space="preserve">   [</w:t>
+      </w:r>
+      <w:proofErr w:type="gramEnd"/>
+      <w:r>
+        <w:rPr>
+          <w:rFonts w:ascii="Times New Roman" w:hAnsi="Times New Roman" w:cs="Times New Roman"/>
+          <w:color w:val="FFFFFF" w:themeColor="background1"/>
+          <w:sz w:val="24"/>
+          <w:szCs w:val="24"/>
+          <w:lang w:val="fr-FR"/>
+        </w:rPr>
+        <w:t>[Tenant3_Date]]</w:t>
       </w:r>
     </w:p>
     <w:p>
@@ -8246,7 +10534,51 @@
           <w:szCs w:val="24"/>
           <w:lang w:val="fr-FR"/>
         </w:rPr>
-        <w:t>{tenant3Name}                                          Date</w:t>
+        <w:t>{</w:t>
+      </w:r>
+      <w:proofErr w:type="gramStart"/>
+      <w:r>
+        <w:rPr>
+          <w:rFonts w:ascii="Times New Roman" w:hAnsi="Times New Roman" w:cs="Times New Roman"/>
+          <w:color w:val="000000"/>
+          <w:sz w:val="24"/>
+          <w:szCs w:val="24"/>
+          <w:lang w:val="fr-FR"/>
+        </w:rPr>
+        <w:t>tenant</w:t>
+      </w:r>
+      <w:proofErr w:type="gramEnd"/>
+      <w:r>
+        <w:rPr>
+          <w:rFonts w:ascii="Times New Roman" w:hAnsi="Times New Roman" w:cs="Times New Roman"/>
+          <w:color w:val="000000"/>
+          <w:sz w:val="24"/>
+          <w:szCs w:val="24"/>
+          <w:lang w:val="fr-FR"/>
+        </w:rPr>
+        <w:t>3</w:t>
+      </w:r>
+      <w:proofErr w:type="gramStart"/>
+      <w:r>
+        <w:rPr>
+          <w:rFonts w:ascii="Times New Roman" w:hAnsi="Times New Roman" w:cs="Times New Roman"/>
+          <w:color w:val="000000"/>
+          <w:sz w:val="24"/>
+          <w:szCs w:val="24"/>
+          <w:lang w:val="fr-FR"/>
+        </w:rPr>
+        <w:t xml:space="preserve">Name}   </w:t>
+      </w:r>
+      <w:proofErr w:type="gramEnd"/>
+      <w:r>
+        <w:rPr>
+          <w:rFonts w:ascii="Times New Roman" w:hAnsi="Times New Roman" w:cs="Times New Roman"/>
+          <w:color w:val="000000"/>
+          <w:sz w:val="24"/>
+          <w:szCs w:val="24"/>
+          <w:lang w:val="fr-FR"/>
+        </w:rPr>
+        <w:t xml:space="preserve">                                       Date</w:t>
       </w:r>
     </w:p>
     <w:p>
@@ -8360,7 +10692,29 @@
           <w:szCs w:val="24"/>
           <w:lang w:val="fr-FR"/>
         </w:rPr>
-        <w:t xml:space="preserve">[[Tenant4_Signature]]                              </w:t>
+        <w:t>[[Tenant4_Signature</w:t>
+      </w:r>
+      <w:proofErr w:type="gramStart"/>
+      <w:r>
+        <w:rPr>
+          <w:rFonts w:ascii="Times New Roman" w:hAnsi="Times New Roman" w:cs="Times New Roman"/>
+          <w:color w:val="FFFFFF" w:themeColor="background1"/>
+          <w:sz w:val="24"/>
+          <w:szCs w:val="24"/>
+          <w:lang w:val="fr-FR"/>
+        </w:rPr>
+        <w:t xml:space="preserve">]]   </w:t>
+      </w:r>
+      <w:proofErr w:type="gramEnd"/>
+      <w:r>
+        <w:rPr>
+          <w:rFonts w:ascii="Times New Roman" w:hAnsi="Times New Roman" w:cs="Times New Roman"/>
+          <w:color w:val="FFFFFF" w:themeColor="background1"/>
+          <w:sz w:val="24"/>
+          <w:szCs w:val="24"/>
+          <w:lang w:val="fr-FR"/>
+        </w:rPr>
+        <w:t xml:space="preserve">                           </w:t>
       </w:r>
       <w:r>
         <w:rPr>
@@ -8463,7 +10817,51 @@
           <w:szCs w:val="24"/>
           <w:lang w:val="fr-FR"/>
         </w:rPr>
-        <w:t>{tenant4Name}                                           Date</w:t>
+        <w:t>{</w:t>
+      </w:r>
+      <w:proofErr w:type="gramStart"/>
+      <w:r>
+        <w:rPr>
+          <w:rFonts w:ascii="Times New Roman" w:hAnsi="Times New Roman" w:cs="Times New Roman"/>
+          <w:color w:val="000000"/>
+          <w:sz w:val="24"/>
+          <w:szCs w:val="24"/>
+          <w:lang w:val="fr-FR"/>
+        </w:rPr>
+        <w:t>tenant</w:t>
+      </w:r>
+      <w:proofErr w:type="gramEnd"/>
+      <w:r>
+        <w:rPr>
+          <w:rFonts w:ascii="Times New Roman" w:hAnsi="Times New Roman" w:cs="Times New Roman"/>
+          <w:color w:val="000000"/>
+          <w:sz w:val="24"/>
+          <w:szCs w:val="24"/>
+          <w:lang w:val="fr-FR"/>
+        </w:rPr>
+        <w:t>4</w:t>
+      </w:r>
+      <w:proofErr w:type="gramStart"/>
+      <w:r>
+        <w:rPr>
+          <w:rFonts w:ascii="Times New Roman" w:hAnsi="Times New Roman" w:cs="Times New Roman"/>
+          <w:color w:val="000000"/>
+          <w:sz w:val="24"/>
+          <w:szCs w:val="24"/>
+          <w:lang w:val="fr-FR"/>
+        </w:rPr>
+        <w:t xml:space="preserve">Name}   </w:t>
+      </w:r>
+      <w:proofErr w:type="gramEnd"/>
+      <w:r>
+        <w:rPr>
+          <w:rFonts w:ascii="Times New Roman" w:hAnsi="Times New Roman" w:cs="Times New Roman"/>
+          <w:color w:val="000000"/>
+          <w:sz w:val="24"/>
+          <w:szCs w:val="24"/>
+          <w:lang w:val="fr-FR"/>
+        </w:rPr>
+        <w:t xml:space="preserve">                                        Date</w:t>
       </w:r>
     </w:p>
     <w:p>
@@ -8612,7 +11010,29 @@
           <w:szCs w:val="24"/>
           <w:lang w:val="fr-FR"/>
         </w:rPr>
-        <w:t>{#isEntity}{l</w:t>
+        <w:t>{#</w:t>
+      </w:r>
+      <w:proofErr w:type="gramStart"/>
+      <w:r>
+        <w:rPr>
+          <w:rFonts w:ascii="Times New Roman" w:hAnsi="Times New Roman" w:cs="Times New Roman"/>
+          <w:color w:val="000000"/>
+          <w:sz w:val="24"/>
+          <w:szCs w:val="24"/>
+          <w:lang w:val="fr-FR"/>
+        </w:rPr>
+        <w:t>isEntity}{</w:t>
+      </w:r>
+      <w:proofErr w:type="gramEnd"/>
+      <w:r>
+        <w:rPr>
+          <w:rFonts w:ascii="Times New Roman" w:hAnsi="Times New Roman" w:cs="Times New Roman"/>
+          <w:color w:val="000000"/>
+          <w:sz w:val="24"/>
+          <w:szCs w:val="24"/>
+          <w:lang w:val="fr-FR"/>
+        </w:rPr>
+        <w:t>l</w:t>
       </w:r>
       <w:r>
         <w:rPr>
@@ -8705,8 +11125,9 @@
           <w:szCs w:val="24"/>
           <w:lang w:val="fr-FR"/>
         </w:rPr>
-        <w:t xml:space="preserve">[[Landlord_Signature]]                              </w:t>
-      </w:r>
+        <w:t>[[</w:t>
+      </w:r>
+      <w:proofErr w:type="spellStart"/>
       <w:r>
         <w:rPr>
           <w:rFonts w:ascii="Times New Roman" w:hAnsi="Times New Roman" w:cs="Times New Roman"/>
@@ -8715,6 +11136,39 @@
           <w:szCs w:val="24"/>
           <w:lang w:val="fr-FR"/>
         </w:rPr>
+        <w:t>Landlord_Signature</w:t>
+      </w:r>
+      <w:proofErr w:type="spellEnd"/>
+      <w:proofErr w:type="gramStart"/>
+      <w:r>
+        <w:rPr>
+          <w:rFonts w:ascii="Times New Roman" w:hAnsi="Times New Roman" w:cs="Times New Roman"/>
+          <w:color w:val="FFFFFF" w:themeColor="background1"/>
+          <w:sz w:val="24"/>
+          <w:szCs w:val="24"/>
+          <w:lang w:val="fr-FR"/>
+        </w:rPr>
+        <w:t xml:space="preserve">]]   </w:t>
+      </w:r>
+      <w:proofErr w:type="gramEnd"/>
+      <w:r>
+        <w:rPr>
+          <w:rFonts w:ascii="Times New Roman" w:hAnsi="Times New Roman" w:cs="Times New Roman"/>
+          <w:color w:val="FFFFFF" w:themeColor="background1"/>
+          <w:sz w:val="24"/>
+          <w:szCs w:val="24"/>
+          <w:lang w:val="fr-FR"/>
+        </w:rPr>
+        <w:t xml:space="preserve">                           </w:t>
+      </w:r>
+      <w:r>
+        <w:rPr>
+          <w:rFonts w:ascii="Times New Roman" w:hAnsi="Times New Roman" w:cs="Times New Roman"/>
+          <w:color w:val="FFFFFF" w:themeColor="background1"/>
+          <w:sz w:val="24"/>
+          <w:szCs w:val="24"/>
+          <w:lang w:val="fr-FR"/>
+        </w:rPr>
         <w:tab/>
       </w:r>
       <w:r>
@@ -8725,7 +11179,29 @@
           <w:szCs w:val="24"/>
           <w:lang w:val="fr-FR"/>
         </w:rPr>
-        <w:t>[[Landlord_Date]]</w:t>
+        <w:t>[[</w:t>
+      </w:r>
+      <w:proofErr w:type="spellStart"/>
+      <w:r>
+        <w:rPr>
+          <w:rFonts w:ascii="Times New Roman" w:hAnsi="Times New Roman" w:cs="Times New Roman"/>
+          <w:color w:val="FFFFFF" w:themeColor="background1"/>
+          <w:sz w:val="24"/>
+          <w:szCs w:val="24"/>
+          <w:lang w:val="fr-FR"/>
+        </w:rPr>
+        <w:t>Landlord_Date</w:t>
+      </w:r>
+      <w:proofErr w:type="spellEnd"/>
+      <w:r>
+        <w:rPr>
+          <w:rFonts w:ascii="Times New Roman" w:hAnsi="Times New Roman" w:cs="Times New Roman"/>
+          <w:color w:val="FFFFFF" w:themeColor="background1"/>
+          <w:sz w:val="24"/>
+          <w:szCs w:val="24"/>
+          <w:lang w:val="fr-FR"/>
+        </w:rPr>
+        <w:t>]]</w:t>
       </w:r>
     </w:p>
     <w:p>
@@ -8809,7 +11285,41 @@
           <w:szCs w:val="24"/>
           <w:lang w:val="fr-FR"/>
         </w:rPr>
-        <w:t xml:space="preserve">{landlordSignor}                               </w:t>
+        <w:t>{</w:t>
+      </w:r>
+      <w:proofErr w:type="spellStart"/>
+      <w:proofErr w:type="gramStart"/>
+      <w:r>
+        <w:rPr>
+          <w:rFonts w:ascii="Times New Roman" w:hAnsi="Times New Roman" w:cs="Times New Roman"/>
+          <w:color w:val="000000"/>
+          <w:sz w:val="24"/>
+          <w:szCs w:val="24"/>
+          <w:lang w:val="fr-FR"/>
+        </w:rPr>
+        <w:t>landlordSignor</w:t>
+      </w:r>
+      <w:proofErr w:type="spellEnd"/>
+      <w:r>
+        <w:rPr>
+          <w:rFonts w:ascii="Times New Roman" w:hAnsi="Times New Roman" w:cs="Times New Roman"/>
+          <w:color w:val="000000"/>
+          <w:sz w:val="24"/>
+          <w:szCs w:val="24"/>
+          <w:lang w:val="fr-FR"/>
+        </w:rPr>
+        <w:t xml:space="preserve">}   </w:t>
+      </w:r>
+      <w:proofErr w:type="gramEnd"/>
+      <w:r>
+        <w:rPr>
+          <w:rFonts w:ascii="Times New Roman" w:hAnsi="Times New Roman" w:cs="Times New Roman"/>
+          <w:color w:val="000000"/>
+          <w:sz w:val="24"/>
+          <w:szCs w:val="24"/>
+          <w:lang w:val="fr-FR"/>
+        </w:rPr>
+        <w:t xml:space="preserve">                            </w:t>
       </w:r>
       <w:r>
         <w:rPr>
@@ -8880,8 +11390,9 @@
           <w:szCs w:val="24"/>
           <w:lang w:val="fr-FR"/>
         </w:rPr>
-        <w:t>{#isEntity}</w:t>
-      </w:r>
+        <w:t>{#</w:t>
+      </w:r>
+      <w:proofErr w:type="gramStart"/>
       <w:r>
         <w:rPr>
           <w:rFonts w:ascii="Times New Roman" w:hAnsi="Times New Roman" w:cs="Times New Roman"/>
@@ -8890,7 +11401,28 @@
           <w:szCs w:val="24"/>
           <w:lang w:val="fr-FR"/>
         </w:rPr>
-        <w:t>{landlordTitle}</w:t>
+        <w:t>isEntity}</w:t>
+      </w:r>
+      <w:r>
+        <w:rPr>
+          <w:rFonts w:ascii="Times New Roman" w:hAnsi="Times New Roman" w:cs="Times New Roman"/>
+          <w:color w:val="000000"/>
+          <w:sz w:val="24"/>
+          <w:szCs w:val="24"/>
+          <w:lang w:val="fr-FR"/>
+        </w:rPr>
+        <w:t>{</w:t>
+      </w:r>
+      <w:proofErr w:type="gramEnd"/>
+      <w:r>
+        <w:rPr>
+          <w:rFonts w:ascii="Times New Roman" w:hAnsi="Times New Roman" w:cs="Times New Roman"/>
+          <w:color w:val="000000"/>
+          <w:sz w:val="24"/>
+          <w:szCs w:val="24"/>
+          <w:lang w:val="fr-FR"/>
+        </w:rPr>
+        <w:t>landlordTitle}</w:t>
       </w:r>
       <w:r>
         <w:rPr>
@@ -9000,7 +11532,21 @@
         <w:color w:val="FFFFFF" w:themeColor="background1"/>
       </w:rPr>
       <w:tab/>
-      <w:t>[[Landlord_Initial]]</w:t>
+      <w:t>[[</w:t>
+    </w:r>
+    <w:proofErr w:type="spellStart"/>
+    <w:r>
+      <w:rPr>
+        <w:color w:val="FFFFFF" w:themeColor="background1"/>
+      </w:rPr>
+      <w:t>Landlord_Initial</w:t>
+    </w:r>
+    <w:proofErr w:type="spellEnd"/>
+    <w:r>
+      <w:rPr>
+        <w:color w:val="FFFFFF" w:themeColor="background1"/>
+      </w:rPr>
+      <w:t>]]</w:t>
     </w:r>
     <w:bookmarkEnd w:id="5"/>
     <w:bookmarkEnd w:id="6"/>
@@ -12081,7 +14627,6 @@
   <w:style w:type="character" w:default="1" w:styleId="DefaultParagraphFont">
     <w:name w:val="Default Paragraph Font"/>
     <w:uiPriority w:val="1"/>
-    <w:semiHidden/>
     <w:unhideWhenUsed/>
   </w:style>
   <w:style w:type="table" w:default="1" w:styleId="TableNormal">
